--- a/Documentacion/Trabajo Práctico Integrador (T.P.I.) - Sistema de Organizacion de retiros.docx
+++ b/Documentacion/Trabajo Práctico Integrador (T.P.I.) - Sistema de Organizacion de retiros.docx
@@ -212,11 +212,6 @@
         </w:rPr>
         <w:t xml:space="preserve">“SISTEMA DE ORGANIZACIÓN DE RETIROS”</w:t>
       </w:r>
-      <w:r>
-        <w:rPr>
-          <w:rtl w:val="0"/>
-        </w:rPr>
-      </w:r>
     </w:p>
     <w:p>
       <w:pPr>
@@ -474,20 +469,7 @@
         <w:tab/>
         <w:tab/>
         <w:tab/>
-      </w:r>
-      <w:r>
-        <w:rPr>
-          <w:sz w:val="24"/>
-          <w:szCs w:val="24"/>
-          <w:highlight w:val="white"/>
-          <w:rtl w:val="0"/>
-        </w:rPr>
         <w:t xml:space="preserve">OrganiZen</w:t>
-      </w:r>
-      <w:r>
-        <w:rPr>
-          <w:rtl w:val="0"/>
-        </w:rPr>
       </w:r>
     </w:p>
     <w:p>
@@ -548,11 +530,6 @@
         </w:rPr>
         <w:t xml:space="preserve">MAILS:</w:t>
       </w:r>
-      <w:r>
-        <w:rPr>
-          <w:rtl w:val="0"/>
-        </w:rPr>
-      </w:r>
     </w:p>
     <w:p>
       <w:pPr>
@@ -773,11 +750,6 @@
           <w:rtl w:val="0"/>
         </w:rPr>
         <w:t xml:space="preserve">rasinonacho@gmail.com</w:t>
-      </w:r>
-      <w:r>
-        <w:rPr>
-          <w:rtl w:val="0"/>
-        </w:rPr>
       </w:r>
     </w:p>
     <w:p>
@@ -849,11 +821,6 @@
         </w:rPr>
         <w:t xml:space="preserve"> </w:t>
       </w:r>
-      <w:r>
-        <w:rPr>
-          <w:rtl w:val="0"/>
-        </w:rPr>
-      </w:r>
     </w:p>
     <w:p>
       <w:pPr>
@@ -898,55 +865,685 @@
       <w:pPr>
         <w:spacing w:line="240" w:lineRule="auto"/>
         <w:jc w:val="both"/>
+        <w:rPr>
+          <w:sz w:val="24"/>
+          <w:szCs w:val="24"/>
+          <w:highlight w:val="white"/>
+        </w:rPr>
+      </w:pPr>
+      <w:r>
+        <w:rPr>
+          <w:sz w:val="24"/>
+          <w:szCs w:val="24"/>
+          <w:highlight w:val="white"/>
+          <w:rtl w:val="0"/>
+        </w:rPr>
+        <w:t xml:space="preserve">2º (Segundo Año) </w:t>
+      </w:r>
+    </w:p>
+    <w:p>
+      <w:pPr>
+        <w:spacing w:line="240" w:lineRule="auto"/>
+        <w:jc w:val="both"/>
+        <w:rPr>
+          <w:sz w:val="24"/>
+          <w:szCs w:val="24"/>
+          <w:highlight w:val="white"/>
+        </w:rPr>
+      </w:pPr>
+      <w:r>
+        <w:rPr>
+          <w:rtl w:val="0"/>
+        </w:rPr>
+      </w:r>
+    </w:p>
+    <w:p>
+      <w:pPr>
+        <w:spacing w:line="240" w:lineRule="auto"/>
+        <w:jc w:val="both"/>
+        <w:rPr>
+          <w:b w:val="1"/>
+          <w:bCs w:val="1"/>
+          <w:sz w:val="36"/>
+          <w:szCs w:val="36"/>
+        </w:rPr>
+      </w:pPr>
+      <w:r>
+        <w:rPr>
+          <w:b w:val="1"/>
+          <w:bCs w:val="1"/>
+          <w:sz w:val="36"/>
+          <w:szCs w:val="36"/>
+          <w:rtl w:val="0"/>
+        </w:rPr>
+        <w:t xml:space="preserve">Índice </w:t>
+      </w:r>
+    </w:p>
+    <w:sdt>
+      <w:sdtPr>
+        <w:id w:val="743854681"/>
+        <w:docPartObj>
+          <w:docPartGallery w:val="Table of Contents"/>
+          <w:docPartUnique w:val="1"/>
+        </w:docPartObj>
+      </w:sdtPr>
+      <w:sdtContent>
+        <w:p>
+          <w:pPr>
+            <w:widowControl w:val="0"/>
+            <w:tabs>
+              <w:tab w:val="right" w:leader="dot" w:pos="9025.511811023624"/>
+            </w:tabs>
+            <w:spacing w:before="60" w:line="240" w:lineRule="auto"/>
+            <w:rPr>
+              <w:b w:val="1"/>
+              <w:bCs w:val="1"/>
+              <w:color w:val="000000"/>
+              <w:u w:val="none"/>
+            </w:rPr>
+          </w:pPr>
+          <w:r>
+            <w:fldChar w:fldCharType="begin"/>
+            <w:instrText xml:space="preserve"> TOC \h \u \z \t "Heading 1,1,Heading 2,2,Heading 3,3,Heading 4,4,Heading 5,5,Heading 6,6,"</w:instrText>
+            <w:fldChar w:fldCharType="separate"/>
+          </w:r>
+          <w:hyperlink w:anchor="_wiwjxk89py6s">
+            <w:r>
+              <w:rPr>
+                <w:b w:val="1"/>
+                <w:bCs w:val="1"/>
+                <w:color w:val="000000"/>
+                <w:u w:val="none"/>
+                <w:rtl w:val="0"/>
+              </w:rPr>
+              <w:t xml:space="preserve">Introducción</w:t>
+              <w:tab/>
+            </w:r>
+          </w:hyperlink>
+          <w:r>
+            <w:fldChar w:fldCharType="begin"/>
+            <w:instrText xml:space="preserve"> PAGEREF _wiwjxk89py6s \h </w:instrText>
+            <w:fldChar w:fldCharType="separate"/>
+          </w:r>
+          <w:r>
+            <w:rPr>
+              <w:b w:val="1"/>
+              <w:bCs w:val="1"/>
+              <w:rtl w:val="0"/>
+            </w:rPr>
+            <w:t xml:space="preserve">2</w:t>
+          </w:r>
+          <w:r>
+            <w:fldChar w:fldCharType="end"/>
+          </w:r>
+          <w:r>
+            <w:rPr>
+              <w:rtl w:val="0"/>
+            </w:rPr>
+          </w:r>
+          <w:r>
+            <w:fldChar w:fldCharType="end"/>
+          </w:r>
+        </w:p>
+      </w:sdtContent>
+    </w:sdt>
+    <w:p>
+      <w:pPr>
+        <w:spacing w:line="240" w:lineRule="auto"/>
+        <w:jc w:val="both"/>
+        <w:rPr>
+          <w:b w:val="1"/>
+          <w:bCs w:val="1"/>
+          <w:sz w:val="36"/>
+          <w:szCs w:val="36"/>
+        </w:rPr>
+      </w:pPr>
+      <w:r>
+        <w:rPr>
+          <w:rtl w:val="0"/>
+        </w:rPr>
+      </w:r>
+    </w:p>
+    <w:p>
+      <w:pPr>
+        <w:spacing w:line="240" w:lineRule="auto"/>
+        <w:jc w:val="both"/>
+        <w:rPr>
+          <w:b w:val="1"/>
+          <w:bCs w:val="1"/>
+          <w:sz w:val="36"/>
+          <w:szCs w:val="36"/>
+        </w:rPr>
+      </w:pPr>
+      <w:r>
+        <w:rPr>
+          <w:rtl w:val="0"/>
+        </w:rPr>
+      </w:r>
+    </w:p>
+    <w:p>
+      <w:pPr>
+        <w:spacing w:line="240" w:lineRule="auto"/>
+        <w:jc w:val="both"/>
+        <w:rPr>
+          <w:b w:val="1"/>
+          <w:bCs w:val="1"/>
+          <w:sz w:val="36"/>
+          <w:szCs w:val="36"/>
+        </w:rPr>
+      </w:pPr>
+      <w:r>
+        <w:rPr>
+          <w:rtl w:val="0"/>
+        </w:rPr>
+      </w:r>
+    </w:p>
+    <w:p>
+      <w:pPr>
+        <w:spacing w:line="240" w:lineRule="auto"/>
+        <w:jc w:val="both"/>
+        <w:rPr>
+          <w:b w:val="1"/>
+          <w:bCs w:val="1"/>
+          <w:sz w:val="36"/>
+          <w:szCs w:val="36"/>
+        </w:rPr>
+      </w:pPr>
+      <w:r>
+        <w:rPr>
+          <w:rtl w:val="0"/>
+        </w:rPr>
+      </w:r>
+    </w:p>
+    <w:p>
+      <w:pPr>
+        <w:spacing w:line="240" w:lineRule="auto"/>
+        <w:jc w:val="both"/>
+        <w:rPr>
+          <w:b w:val="1"/>
+          <w:bCs w:val="1"/>
+          <w:sz w:val="36"/>
+          <w:szCs w:val="36"/>
+        </w:rPr>
+      </w:pPr>
+      <w:r>
+        <w:rPr>
+          <w:rtl w:val="0"/>
+        </w:rPr>
+      </w:r>
+    </w:p>
+    <w:p>
+      <w:pPr>
+        <w:spacing w:line="240" w:lineRule="auto"/>
+        <w:jc w:val="both"/>
+        <w:rPr>
+          <w:b w:val="1"/>
+          <w:bCs w:val="1"/>
+          <w:sz w:val="36"/>
+          <w:szCs w:val="36"/>
+        </w:rPr>
+      </w:pPr>
+      <w:r>
+        <w:rPr>
+          <w:rtl w:val="0"/>
+        </w:rPr>
+      </w:r>
+    </w:p>
+    <w:p>
+      <w:pPr>
+        <w:spacing w:line="240" w:lineRule="auto"/>
+        <w:jc w:val="both"/>
+        <w:rPr>
+          <w:b w:val="1"/>
+          <w:bCs w:val="1"/>
+          <w:sz w:val="36"/>
+          <w:szCs w:val="36"/>
+        </w:rPr>
+      </w:pPr>
+      <w:r>
+        <w:rPr>
+          <w:rtl w:val="0"/>
+        </w:rPr>
+      </w:r>
+    </w:p>
+    <w:p>
+      <w:pPr>
+        <w:spacing w:line="240" w:lineRule="auto"/>
+        <w:jc w:val="both"/>
+        <w:rPr>
+          <w:b w:val="1"/>
+          <w:bCs w:val="1"/>
+          <w:sz w:val="36"/>
+          <w:szCs w:val="36"/>
+        </w:rPr>
+      </w:pPr>
+      <w:r>
+        <w:rPr>
+          <w:rtl w:val="0"/>
+        </w:rPr>
+      </w:r>
+    </w:p>
+    <w:p>
+      <w:pPr>
+        <w:spacing w:line="240" w:lineRule="auto"/>
+        <w:jc w:val="both"/>
+        <w:rPr>
+          <w:b w:val="1"/>
+          <w:bCs w:val="1"/>
+          <w:sz w:val="36"/>
+          <w:szCs w:val="36"/>
+        </w:rPr>
+      </w:pPr>
+      <w:r>
+        <w:rPr>
+          <w:rtl w:val="0"/>
+        </w:rPr>
+      </w:r>
+    </w:p>
+    <w:p>
+      <w:pPr>
+        <w:spacing w:line="240" w:lineRule="auto"/>
+        <w:jc w:val="both"/>
+        <w:rPr>
+          <w:b w:val="1"/>
+          <w:bCs w:val="1"/>
+          <w:sz w:val="36"/>
+          <w:szCs w:val="36"/>
+        </w:rPr>
+      </w:pPr>
+      <w:r>
+        <w:rPr>
+          <w:rtl w:val="0"/>
+        </w:rPr>
+      </w:r>
+    </w:p>
+    <w:p>
+      <w:pPr>
+        <w:spacing w:line="240" w:lineRule="auto"/>
+        <w:jc w:val="both"/>
+        <w:rPr>
+          <w:b w:val="1"/>
+          <w:bCs w:val="1"/>
+          <w:sz w:val="36"/>
+          <w:szCs w:val="36"/>
+        </w:rPr>
+      </w:pPr>
+      <w:r>
+        <w:rPr>
+          <w:rtl w:val="0"/>
+        </w:rPr>
+      </w:r>
+    </w:p>
+    <w:p>
+      <w:pPr>
+        <w:spacing w:line="240" w:lineRule="auto"/>
+        <w:jc w:val="both"/>
+        <w:rPr>
+          <w:b w:val="1"/>
+          <w:bCs w:val="1"/>
+          <w:sz w:val="36"/>
+          <w:szCs w:val="36"/>
+        </w:rPr>
+      </w:pPr>
+      <w:r>
+        <w:rPr>
+          <w:rtl w:val="0"/>
+        </w:rPr>
+      </w:r>
+    </w:p>
+    <w:p>
+      <w:pPr>
+        <w:spacing w:line="240" w:lineRule="auto"/>
+        <w:jc w:val="both"/>
+        <w:rPr>
+          <w:b w:val="1"/>
+          <w:bCs w:val="1"/>
+          <w:sz w:val="36"/>
+          <w:szCs w:val="36"/>
+        </w:rPr>
+      </w:pPr>
+      <w:r>
+        <w:rPr>
+          <w:rtl w:val="0"/>
+        </w:rPr>
+      </w:r>
+    </w:p>
+    <w:p>
+      <w:pPr>
+        <w:spacing w:line="240" w:lineRule="auto"/>
+        <w:jc w:val="both"/>
+        <w:rPr>
+          <w:b w:val="1"/>
+          <w:bCs w:val="1"/>
+          <w:sz w:val="36"/>
+          <w:szCs w:val="36"/>
+        </w:rPr>
+      </w:pPr>
+      <w:r>
+        <w:rPr>
+          <w:rtl w:val="0"/>
+        </w:rPr>
+      </w:r>
+    </w:p>
+    <w:p>
+      <w:pPr>
+        <w:spacing w:line="240" w:lineRule="auto"/>
+        <w:jc w:val="both"/>
+        <w:rPr>
+          <w:b w:val="1"/>
+          <w:bCs w:val="1"/>
+          <w:sz w:val="36"/>
+          <w:szCs w:val="36"/>
+        </w:rPr>
+      </w:pPr>
+      <w:r>
+        <w:rPr>
+          <w:rtl w:val="0"/>
+        </w:rPr>
+      </w:r>
+    </w:p>
+    <w:p>
+      <w:pPr>
+        <w:spacing w:line="240" w:lineRule="auto"/>
+        <w:jc w:val="both"/>
+        <w:rPr>
+          <w:b w:val="1"/>
+          <w:bCs w:val="1"/>
+          <w:sz w:val="36"/>
+          <w:szCs w:val="36"/>
+        </w:rPr>
+      </w:pPr>
+      <w:r>
+        <w:rPr>
+          <w:rtl w:val="0"/>
+        </w:rPr>
+      </w:r>
+    </w:p>
+    <w:p>
+      <w:pPr>
+        <w:spacing w:line="240" w:lineRule="auto"/>
+        <w:jc w:val="both"/>
+        <w:rPr>
+          <w:b w:val="1"/>
+          <w:bCs w:val="1"/>
+          <w:sz w:val="36"/>
+          <w:szCs w:val="36"/>
+        </w:rPr>
+      </w:pPr>
+      <w:r>
+        <w:rPr>
+          <w:rtl w:val="0"/>
+        </w:rPr>
+      </w:r>
+    </w:p>
+    <w:p>
+      <w:pPr>
+        <w:spacing w:line="240" w:lineRule="auto"/>
+        <w:jc w:val="both"/>
+        <w:rPr>
+          <w:b w:val="1"/>
+          <w:bCs w:val="1"/>
+          <w:sz w:val="36"/>
+          <w:szCs w:val="36"/>
+        </w:rPr>
+      </w:pPr>
+      <w:r>
+        <w:rPr>
+          <w:rtl w:val="0"/>
+        </w:rPr>
+      </w:r>
+    </w:p>
+    <w:p>
+      <w:pPr>
+        <w:spacing w:line="240" w:lineRule="auto"/>
+        <w:jc w:val="both"/>
+        <w:rPr>
+          <w:b w:val="1"/>
+          <w:bCs w:val="1"/>
+          <w:sz w:val="36"/>
+          <w:szCs w:val="36"/>
+        </w:rPr>
+      </w:pPr>
+      <w:r>
+        <w:rPr>
+          <w:rtl w:val="0"/>
+        </w:rPr>
+      </w:r>
+    </w:p>
+    <w:p>
+      <w:pPr>
+        <w:spacing w:line="240" w:lineRule="auto"/>
+        <w:jc w:val="both"/>
+        <w:rPr>
+          <w:b w:val="1"/>
+          <w:bCs w:val="1"/>
+          <w:sz w:val="36"/>
+          <w:szCs w:val="36"/>
+        </w:rPr>
+      </w:pPr>
+      <w:r>
+        <w:rPr>
+          <w:rtl w:val="0"/>
+        </w:rPr>
+      </w:r>
+    </w:p>
+    <w:p>
+      <w:pPr>
+        <w:spacing w:line="240" w:lineRule="auto"/>
+        <w:jc w:val="both"/>
+        <w:rPr>
+          <w:b w:val="1"/>
+          <w:bCs w:val="1"/>
+          <w:sz w:val="36"/>
+          <w:szCs w:val="36"/>
+        </w:rPr>
+      </w:pPr>
+      <w:r>
+        <w:rPr>
+          <w:rtl w:val="0"/>
+        </w:rPr>
+      </w:r>
+    </w:p>
+    <w:p>
+      <w:pPr>
+        <w:spacing w:line="240" w:lineRule="auto"/>
+        <w:jc w:val="both"/>
+        <w:rPr>
+          <w:b w:val="1"/>
+          <w:bCs w:val="1"/>
+          <w:sz w:val="36"/>
+          <w:szCs w:val="36"/>
+        </w:rPr>
+      </w:pPr>
+      <w:r>
+        <w:rPr>
+          <w:rtl w:val="0"/>
+        </w:rPr>
+      </w:r>
+    </w:p>
+    <w:p>
+      <w:pPr>
+        <w:spacing w:line="240" w:lineRule="auto"/>
+        <w:jc w:val="both"/>
+        <w:rPr>
+          <w:b w:val="1"/>
+          <w:bCs w:val="1"/>
+          <w:sz w:val="36"/>
+          <w:szCs w:val="36"/>
+        </w:rPr>
+      </w:pPr>
+      <w:r>
+        <w:rPr>
+          <w:rtl w:val="0"/>
+        </w:rPr>
+      </w:r>
+    </w:p>
+    <w:p>
+      <w:pPr>
+        <w:spacing w:line="240" w:lineRule="auto"/>
+        <w:jc w:val="both"/>
+        <w:rPr>
+          <w:b w:val="1"/>
+          <w:bCs w:val="1"/>
+          <w:sz w:val="36"/>
+          <w:szCs w:val="36"/>
+        </w:rPr>
+      </w:pPr>
+      <w:r>
+        <w:rPr>
+          <w:rtl w:val="0"/>
+        </w:rPr>
+      </w:r>
+    </w:p>
+    <w:p>
+      <w:pPr>
+        <w:spacing w:line="240" w:lineRule="auto"/>
+        <w:jc w:val="both"/>
+        <w:rPr>
+          <w:b w:val="1"/>
+          <w:bCs w:val="1"/>
+          <w:sz w:val="36"/>
+          <w:szCs w:val="36"/>
+        </w:rPr>
+      </w:pPr>
+      <w:r>
+        <w:rPr>
+          <w:rtl w:val="0"/>
+        </w:rPr>
+      </w:r>
+    </w:p>
+    <w:p>
+      <w:pPr>
+        <w:spacing w:line="240" w:lineRule="auto"/>
+        <w:jc w:val="both"/>
+        <w:rPr>
+          <w:b w:val="1"/>
+          <w:bCs w:val="1"/>
+          <w:sz w:val="36"/>
+          <w:szCs w:val="36"/>
+        </w:rPr>
+      </w:pPr>
+      <w:r>
+        <w:rPr>
+          <w:rtl w:val="0"/>
+        </w:rPr>
+      </w:r>
+    </w:p>
+    <w:p>
+      <w:pPr>
+        <w:spacing w:line="240" w:lineRule="auto"/>
+        <w:jc w:val="both"/>
+        <w:rPr>
+          <w:b w:val="1"/>
+          <w:bCs w:val="1"/>
+          <w:sz w:val="36"/>
+          <w:szCs w:val="36"/>
+        </w:rPr>
+      </w:pPr>
+      <w:r>
+        <w:rPr>
+          <w:rtl w:val="0"/>
+        </w:rPr>
+      </w:r>
+    </w:p>
+    <w:p>
+      <w:pPr>
+        <w:spacing w:line="240" w:lineRule="auto"/>
+        <w:jc w:val="both"/>
+        <w:rPr>
+          <w:b w:val="1"/>
+          <w:bCs w:val="1"/>
+          <w:sz w:val="36"/>
+          <w:szCs w:val="36"/>
+        </w:rPr>
+      </w:pPr>
+      <w:r>
+        <w:rPr>
+          <w:rtl w:val="0"/>
+        </w:rPr>
+      </w:r>
+    </w:p>
+    <w:p>
+      <w:pPr>
+        <w:spacing w:line="240" w:lineRule="auto"/>
+        <w:jc w:val="both"/>
+        <w:rPr>
+          <w:b w:val="1"/>
+          <w:bCs w:val="1"/>
+          <w:sz w:val="36"/>
+          <w:szCs w:val="36"/>
+        </w:rPr>
+      </w:pPr>
+      <w:r>
+        <w:rPr>
+          <w:rtl w:val="0"/>
+        </w:rPr>
+      </w:r>
+    </w:p>
+    <w:p>
+      <w:pPr>
+        <w:spacing w:line="240" w:lineRule="auto"/>
+        <w:jc w:val="both"/>
+        <w:rPr>
+          <w:b w:val="1"/>
+          <w:bCs w:val="1"/>
+          <w:sz w:val="36"/>
+          <w:szCs w:val="36"/>
+        </w:rPr>
+      </w:pPr>
+      <w:r>
+        <w:rPr>
+          <w:rtl w:val="0"/>
+        </w:rPr>
+      </w:r>
+    </w:p>
+    <w:p>
+      <w:pPr>
+        <w:pStyle w:val="Heading1"/>
         <w:rPr/>
       </w:pPr>
-      <w:r>
-        <w:rPr>
-          <w:sz w:val="24"/>
-          <w:szCs w:val="24"/>
-          <w:highlight w:val="white"/>
-          <w:rtl w:val="0"/>
-        </w:rPr>
-        <w:t xml:space="preserve">2</w:t>
-      </w:r>
-      <w:r>
-        <w:rPr>
-          <w:sz w:val="24"/>
-          <w:szCs w:val="24"/>
-          <w:highlight w:val="white"/>
-          <w:rtl w:val="0"/>
-        </w:rPr>
-        <w:t xml:space="preserve">º (Segundo Año) </w:t>
-      </w:r>
-      <w:r>
-        <w:rPr>
-          <w:rtl w:val="0"/>
-        </w:rPr>
-      </w:r>
-    </w:p>
-    <w:p>
-      <w:pPr>
-        <w:spacing w:line="240" w:lineRule="auto"/>
-        <w:jc w:val="both"/>
-        <w:rPr>
-          <w:sz w:val="24"/>
-          <w:szCs w:val="24"/>
-        </w:rPr>
-      </w:pPr>
-      <w:r>
-        <w:rPr>
-          <w:rtl w:val="0"/>
-        </w:rPr>
-      </w:r>
-    </w:p>
-    <w:p>
-      <w:pPr>
-        <w:spacing w:line="240" w:lineRule="auto"/>
-        <w:jc w:val="both"/>
-        <w:rPr>
-          <w:sz w:val="24"/>
-          <w:szCs w:val="24"/>
-        </w:rPr>
+      <w:bookmarkStart w:colFirst="0" w:colLast="0" w:name="_wiwjxk89py6s" w:id="0"/>
+      <w:bookmarkEnd w:id="0"/>
+      <w:r>
+        <w:rPr>
+          <w:rtl w:val="0"/>
+        </w:rPr>
+        <w:t xml:space="preserve">Introducción</w:t>
+      </w:r>
+    </w:p>
+    <w:p>
+      <w:pPr>
+        <w:rPr/>
+      </w:pPr>
+      <w:r>
+        <w:rPr>
+          <w:rtl w:val="0"/>
+        </w:rPr>
+      </w:r>
+    </w:p>
+    <w:p>
+      <w:pPr>
+        <w:rPr/>
+      </w:pPr>
+      <w:r>
+        <w:rPr>
+          <w:rtl w:val="0"/>
+        </w:rPr>
+      </w:r>
+    </w:p>
+    <w:p>
+      <w:pPr>
+        <w:rPr/>
+      </w:pPr>
+      <w:r>
+        <w:rPr>
+          <w:rtl w:val="0"/>
+        </w:rPr>
+      </w:r>
+    </w:p>
+    <w:p>
+      <w:pPr>
+        <w:rPr/>
       </w:pPr>
       <w:r>
         <w:rPr>
@@ -1249,23 +1846,6 @@
 </file>
 
 <file path=word/footer1.xml><?xml version="1.0" encoding="utf-8"?>
-<w:ftr xmlns:mc="http://schemas.openxmlformats.org/markup-compatibility/2006" xmlns:o="urn:schemas-microsoft-com:office:office" xmlns:r="http://schemas.openxmlformats.org/officeDocument/2006/relationships" xmlns:m="http://schemas.openxmlformats.org/officeDocument/2006/math" xmlns:v="urn:schemas-microsoft-com:vml" xmlns:wp="http://schemas.openxmlformats.org/drawingml/2006/wordprocessingDrawing" xmlns:w10="urn:schemas-microsoft-com:office:word" xmlns:w="http://schemas.openxmlformats.org/wordprocessingml/2006/main" xmlns:wne="http://schemas.microsoft.com/office/word/2006/wordml" xmlns:sl="http://schemas.openxmlformats.org/schemaLibrary/2006/main" xmlns:a="http://schemas.openxmlformats.org/drawingml/2006/main" xmlns:pic="http://schemas.openxmlformats.org/drawingml/2006/picture" xmlns:c="http://schemas.openxmlformats.org/drawingml/2006/chart" xmlns:lc="http://schemas.openxmlformats.org/drawingml/2006/lockedCanvas" xmlns:dgm="http://schemas.openxmlformats.org/drawingml/2006/diagram" xmlns:wps="http://schemas.microsoft.com/office/word/2010/wordprocessingShape" xmlns:wpg="http://schemas.microsoft.com/office/word/2010/wordprocessingGroup" xmlns:w14="http://schemas.microsoft.com/office/word/2010/wordml" xmlns:w15="http://schemas.microsoft.com/office/word/2012/wordml" xmlns:w16="http://schemas.microsoft.com/office/word/2018/wordml" xmlns:w16cex="http://schemas.microsoft.com/office/word/2018/wordml/cex" xmlns:w16cid="http://schemas.microsoft.com/office/word/2016/wordml/cid" xmlns="http://schemas.microsoft.com/office/tasks/2019/documenttasks" xmlns:cr="http://schemas.microsoft.com/office/comments/2020/reactions">
-  <w:p>
-    <w:pPr>
-      <w:ind w:left="7920" w:firstLine="720"/>
-      <w:rPr/>
-    </w:pPr>
-    <w:r>
-      <w:rPr>
-        <w:rtl w:val="0"/>
-      </w:rPr>
-      <w:t xml:space="preserve">    1</w:t>
-    </w:r>
-  </w:p>
-</w:ftr>
-</file>
-
-<file path=word/footer2.xml><?xml version="1.0" encoding="utf-8"?>
 <w:ftr xmlns:mc="http://schemas.openxmlformats.org/markup-compatibility/2006" xmlns:o="urn:schemas-microsoft-com:office:office" xmlns:r="http://schemas.openxmlformats.org/officeDocument/2006/relationships" xmlns:m="http://schemas.openxmlformats.org/officeDocument/2006/math" xmlns:v="urn:schemas-microsoft-com:vml" xmlns:wp="http://schemas.openxmlformats.org/drawingml/2006/wordprocessingDrawing" xmlns:w10="urn:schemas-microsoft-com:office:word" xmlns:w="http://schemas.openxmlformats.org/wordprocessingml/2006/main" xmlns:wne="http://schemas.microsoft.com/office/word/2006/wordml" xmlns:sl="http://schemas.openxmlformats.org/schemaLibrary/2006/main" xmlns:a="http://schemas.openxmlformats.org/drawingml/2006/main" xmlns:pic="http://schemas.openxmlformats.org/drawingml/2006/picture" xmlns:c="http://schemas.openxmlformats.org/drawingml/2006/chart" xmlns:lc="http://schemas.openxmlformats.org/drawingml/2006/lockedCanvas" xmlns:dgm="http://schemas.openxmlformats.org/drawingml/2006/diagram" xmlns:wps="http://schemas.microsoft.com/office/word/2010/wordprocessingShape" xmlns:wpg="http://schemas.microsoft.com/office/word/2010/wordprocessingGroup" xmlns:w14="http://schemas.microsoft.com/office/word/2010/wordml" xmlns:w15="http://schemas.microsoft.com/office/word/2012/wordml" xmlns:w16="http://schemas.microsoft.com/office/word/2018/wordml" xmlns:w16cex="http://schemas.microsoft.com/office/word/2018/wordml/cex" xmlns:w16cid="http://schemas.microsoft.com/office/word/2016/wordml/cid" xmlns="http://schemas.microsoft.com/office/tasks/2019/documenttasks" xmlns:cr="http://schemas.microsoft.com/office/comments/2020/reactions">
   <w:p>
     <w:pPr>
@@ -1294,6 +1874,23 @@
       <w:rPr>
         <w:rtl w:val="0"/>
       </w:rPr>
+    </w:r>
+  </w:p>
+</w:ftr>
+</file>
+
+<file path=word/footer2.xml><?xml version="1.0" encoding="utf-8"?>
+<w:ftr xmlns:mc="http://schemas.openxmlformats.org/markup-compatibility/2006" xmlns:o="urn:schemas-microsoft-com:office:office" xmlns:r="http://schemas.openxmlformats.org/officeDocument/2006/relationships" xmlns:m="http://schemas.openxmlformats.org/officeDocument/2006/math" xmlns:v="urn:schemas-microsoft-com:vml" xmlns:wp="http://schemas.openxmlformats.org/drawingml/2006/wordprocessingDrawing" xmlns:w10="urn:schemas-microsoft-com:office:word" xmlns:w="http://schemas.openxmlformats.org/wordprocessingml/2006/main" xmlns:wne="http://schemas.microsoft.com/office/word/2006/wordml" xmlns:sl="http://schemas.openxmlformats.org/schemaLibrary/2006/main" xmlns:a="http://schemas.openxmlformats.org/drawingml/2006/main" xmlns:pic="http://schemas.openxmlformats.org/drawingml/2006/picture" xmlns:c="http://schemas.openxmlformats.org/drawingml/2006/chart" xmlns:lc="http://schemas.openxmlformats.org/drawingml/2006/lockedCanvas" xmlns:dgm="http://schemas.openxmlformats.org/drawingml/2006/diagram" xmlns:wps="http://schemas.microsoft.com/office/word/2010/wordprocessingShape" xmlns:wpg="http://schemas.microsoft.com/office/word/2010/wordprocessingGroup" xmlns:w14="http://schemas.microsoft.com/office/word/2010/wordml" xmlns:w15="http://schemas.microsoft.com/office/word/2012/wordml" xmlns:w16="http://schemas.microsoft.com/office/word/2018/wordml" xmlns:w16cex="http://schemas.microsoft.com/office/word/2018/wordml/cex" xmlns:w16cid="http://schemas.microsoft.com/office/word/2016/wordml/cid" xmlns="http://schemas.microsoft.com/office/tasks/2019/documenttasks" xmlns:cr="http://schemas.microsoft.com/office/comments/2020/reactions">
+  <w:p>
+    <w:pPr>
+      <w:ind w:left="7920" w:firstLine="720"/>
+      <w:rPr/>
+    </w:pPr>
+    <w:r>
+      <w:rPr>
+        <w:rtl w:val="0"/>
+      </w:rPr>
+      <w:t xml:space="preserve">    1</w:t>
     </w:r>
   </w:p>
 </w:ftr>

--- a/Documentacion/Trabajo Práctico Integrador (T.P.I.) - Sistema de Organizacion de retiros.docx
+++ b/Documentacion/Trabajo Práctico Integrador (T.P.I.) - Sistema de Organizacion de retiros.docx
@@ -921,7 +921,7 @@
     </w:p>
     <w:sdt>
       <w:sdtPr>
-        <w:id w:val="743854681"/>
+        <w:id w:val="147930854"/>
         <w:docPartObj>
           <w:docPartGallery w:val="Table of Contents"/>
           <w:docPartUnique w:val="1"/>
@@ -932,7 +932,7 @@
           <w:pPr>
             <w:widowControl w:val="0"/>
             <w:tabs>
-              <w:tab w:val="right" w:leader="dot" w:pos="9025.511811023624"/>
+              <w:tab w:val="right" w:leader="none" w:pos="9025.511811023624"/>
             </w:tabs>
             <w:spacing w:before="60" w:line="240" w:lineRule="auto"/>
             <w:rPr>
@@ -947,7 +947,7 @@
             <w:instrText xml:space="preserve"> TOC \h \u \z \t "Heading 1,1,Heading 2,2,Heading 3,3,Heading 4,4,Heading 5,5,Heading 6,6,"</w:instrText>
             <w:fldChar w:fldCharType="separate"/>
           </w:r>
-          <w:hyperlink w:anchor="_wiwjxk89py6s">
+          <w:hyperlink w:anchor="_h02abp6jk9gt">
             <w:r>
               <w:rPr>
                 <w:b w:val="1"/>
@@ -962,7 +962,7 @@
           </w:hyperlink>
           <w:r>
             <w:fldChar w:fldCharType="begin"/>
-            <w:instrText xml:space="preserve"> PAGEREF _wiwjxk89py6s \h </w:instrText>
+            <w:instrText xml:space="preserve"> PAGEREF _h02abp6jk9gt \h </w:instrText>
             <w:fldChar w:fldCharType="separate"/>
           </w:r>
           <w:r>
@@ -1502,7 +1502,7 @@
         <w:pStyle w:val="Heading1"/>
         <w:rPr/>
       </w:pPr>
-      <w:bookmarkStart w:colFirst="0" w:colLast="0" w:name="_wiwjxk89py6s" w:id="0"/>
+      <w:bookmarkStart w:colFirst="0" w:colLast="0" w:name="_h02abp6jk9gt" w:id="0"/>
       <w:bookmarkEnd w:id="0"/>
       <w:r>
         <w:rPr>
@@ -1513,8 +1513,16 @@
     </w:p>
     <w:p>
       <w:pPr>
+        <w:spacing w:line="240" w:lineRule="auto"/>
+        <w:jc w:val="both"/>
         <w:rPr/>
       </w:pPr>
+      <w:r>
+        <w:rPr>
+          <w:rtl w:val="0"/>
+        </w:rPr>
+        <w:t xml:space="preserve">El presente informe tiene como objetivo integrar y aplicar los conceptos fundamentales abordados en la cátedra de Análisis de Sistemas de Información mediante un caso práctico que simula un escenario real. A través de este trabajo, se busca consolidar los conocimientos teóricos adquiridos, demostrando su utilidad en la resolución de problemas concretos y en el diseño de soluciones eficaces. </w:t>
+      </w:r>
       <w:r>
         <w:rPr>
           <w:rtl w:val="0"/>

--- a/Documentacion/Trabajo Práctico Integrador (T.P.I.) - Sistema de Organizacion de retiros.docx
+++ b/Documentacion/Trabajo Práctico Integrador (T.P.I.) - Sistema de Organizacion de retiros.docx
@@ -921,7 +921,7 @@
     </w:p>
     <w:sdt>
       <w:sdtPr>
-        <w:id w:val="147930854"/>
+        <w:id w:val="-12378048"/>
         <w:docPartObj>
           <w:docPartGallery w:val="Table of Contents"/>
           <w:docPartUnique w:val="1"/>
@@ -947,7 +947,7 @@
             <w:instrText xml:space="preserve"> TOC \h \u \z \t "Heading 1,1,Heading 2,2,Heading 3,3,Heading 4,4,Heading 5,5,Heading 6,6,"</w:instrText>
             <w:fldChar w:fldCharType="separate"/>
           </w:r>
-          <w:hyperlink w:anchor="_h02abp6jk9gt">
+          <w:hyperlink w:anchor="_u9lma0r8d9w7">
             <w:r>
               <w:rPr>
                 <w:b w:val="1"/>
@@ -962,7 +962,7 @@
           </w:hyperlink>
           <w:r>
             <w:fldChar w:fldCharType="begin"/>
-            <w:instrText xml:space="preserve"> PAGEREF _h02abp6jk9gt \h </w:instrText>
+            <w:instrText xml:space="preserve"> PAGEREF _u9lma0r8d9w7 \h </w:instrText>
             <w:fldChar w:fldCharType="separate"/>
           </w:r>
           <w:r>
@@ -1502,7 +1502,7 @@
         <w:pStyle w:val="Heading1"/>
         <w:rPr/>
       </w:pPr>
-      <w:bookmarkStart w:colFirst="0" w:colLast="0" w:name="_h02abp6jk9gt" w:id="0"/>
+      <w:bookmarkStart w:colFirst="0" w:colLast="0" w:name="_u9lma0r8d9w7" w:id="0"/>
       <w:bookmarkEnd w:id="0"/>
       <w:r>
         <w:rPr>
@@ -1523,11 +1523,6 @@
         </w:rPr>
         <w:t xml:space="preserve">El presente informe tiene como objetivo integrar y aplicar los conceptos fundamentales abordados en la cátedra de Análisis de Sistemas de Información mediante un caso práctico que simula un escenario real. A través de este trabajo, se busca consolidar los conocimientos teóricos adquiridos, demostrando su utilidad en la resolución de problemas concretos y en el diseño de soluciones eficaces. </w:t>
       </w:r>
-      <w:r>
-        <w:rPr>
-          <w:rtl w:val="0"/>
-        </w:rPr>
-      </w:r>
     </w:p>
     <w:p>
       <w:pPr>
@@ -1551,299 +1546,406 @@
     </w:p>
     <w:p>
       <w:pPr>
+        <w:pStyle w:val="Heading1"/>
         <w:rPr/>
       </w:pPr>
-      <w:r>
-        <w:rPr>
-          <w:rtl w:val="0"/>
-        </w:rPr>
-      </w:r>
-    </w:p>
-    <w:p>
-      <w:pPr>
-        <w:spacing w:line="240" w:lineRule="auto"/>
-        <w:jc w:val="both"/>
-        <w:rPr>
-          <w:sz w:val="24"/>
-          <w:szCs w:val="24"/>
-        </w:rPr>
-      </w:pPr>
-      <w:r>
-        <w:rPr>
-          <w:rtl w:val="0"/>
-        </w:rPr>
-      </w:r>
-    </w:p>
-    <w:p>
-      <w:pPr>
-        <w:spacing w:line="240" w:lineRule="auto"/>
-        <w:jc w:val="both"/>
-        <w:rPr>
-          <w:sz w:val="24"/>
-          <w:szCs w:val="24"/>
-        </w:rPr>
-      </w:pPr>
-      <w:r>
-        <w:rPr>
-          <w:rtl w:val="0"/>
-        </w:rPr>
-      </w:r>
-    </w:p>
-    <w:p>
-      <w:pPr>
-        <w:spacing w:line="240" w:lineRule="auto"/>
-        <w:jc w:val="both"/>
-        <w:rPr>
-          <w:sz w:val="24"/>
-          <w:szCs w:val="24"/>
-        </w:rPr>
-      </w:pPr>
-      <w:r>
-        <w:rPr>
-          <w:rtl w:val="0"/>
-        </w:rPr>
-      </w:r>
-    </w:p>
-    <w:p>
-      <w:pPr>
-        <w:spacing w:line="240" w:lineRule="auto"/>
-        <w:jc w:val="both"/>
-        <w:rPr>
-          <w:sz w:val="24"/>
-          <w:szCs w:val="24"/>
-        </w:rPr>
-      </w:pPr>
-      <w:r>
-        <w:rPr>
-          <w:rtl w:val="0"/>
-        </w:rPr>
-      </w:r>
-    </w:p>
-    <w:p>
-      <w:pPr>
-        <w:spacing w:line="240" w:lineRule="auto"/>
-        <w:jc w:val="both"/>
-        <w:rPr>
-          <w:sz w:val="24"/>
-          <w:szCs w:val="24"/>
-        </w:rPr>
-      </w:pPr>
-      <w:r>
-        <w:rPr>
-          <w:rtl w:val="0"/>
-        </w:rPr>
-      </w:r>
-    </w:p>
-    <w:p>
-      <w:pPr>
-        <w:spacing w:line="240" w:lineRule="auto"/>
-        <w:jc w:val="both"/>
-        <w:rPr>
-          <w:sz w:val="24"/>
-          <w:szCs w:val="24"/>
-        </w:rPr>
-      </w:pPr>
-      <w:r>
-        <w:rPr>
-          <w:rtl w:val="0"/>
-        </w:rPr>
-      </w:r>
-    </w:p>
-    <w:p>
-      <w:pPr>
-        <w:spacing w:line="240" w:lineRule="auto"/>
-        <w:jc w:val="both"/>
-        <w:rPr>
-          <w:sz w:val="24"/>
-          <w:szCs w:val="24"/>
-        </w:rPr>
-      </w:pPr>
-      <w:r>
-        <w:rPr>
-          <w:rtl w:val="0"/>
-        </w:rPr>
-      </w:r>
-    </w:p>
-    <w:p>
-      <w:pPr>
-        <w:spacing w:line="240" w:lineRule="auto"/>
-        <w:jc w:val="both"/>
-        <w:rPr>
-          <w:sz w:val="24"/>
-          <w:szCs w:val="24"/>
-        </w:rPr>
-      </w:pPr>
-      <w:r>
-        <w:rPr>
-          <w:rtl w:val="0"/>
-        </w:rPr>
-      </w:r>
-    </w:p>
-    <w:p>
-      <w:pPr>
-        <w:spacing w:line="240" w:lineRule="auto"/>
-        <w:jc w:val="both"/>
-        <w:rPr>
-          <w:sz w:val="24"/>
-          <w:szCs w:val="24"/>
-        </w:rPr>
-      </w:pPr>
-      <w:r>
-        <w:rPr>
-          <w:rtl w:val="0"/>
-        </w:rPr>
-      </w:r>
-    </w:p>
-    <w:p>
-      <w:pPr>
-        <w:spacing w:line="240" w:lineRule="auto"/>
-        <w:jc w:val="both"/>
-        <w:rPr>
-          <w:sz w:val="24"/>
-          <w:szCs w:val="24"/>
-        </w:rPr>
-      </w:pPr>
-      <w:r>
-        <w:rPr>
-          <w:rtl w:val="0"/>
-        </w:rPr>
-      </w:r>
-    </w:p>
-    <w:p>
-      <w:pPr>
-        <w:spacing w:line="240" w:lineRule="auto"/>
-        <w:jc w:val="both"/>
-        <w:rPr>
-          <w:sz w:val="24"/>
-          <w:szCs w:val="24"/>
-        </w:rPr>
-      </w:pPr>
-      <w:r>
-        <w:rPr>
-          <w:rtl w:val="0"/>
-        </w:rPr>
-      </w:r>
-    </w:p>
-    <w:p>
-      <w:pPr>
-        <w:spacing w:line="240" w:lineRule="auto"/>
-        <w:jc w:val="both"/>
-        <w:rPr>
-          <w:sz w:val="24"/>
-          <w:szCs w:val="24"/>
-        </w:rPr>
-      </w:pPr>
-      <w:r>
-        <w:rPr>
-          <w:rtl w:val="0"/>
-        </w:rPr>
-      </w:r>
-    </w:p>
-    <w:p>
-      <w:pPr>
-        <w:spacing w:line="240" w:lineRule="auto"/>
-        <w:jc w:val="both"/>
-        <w:rPr>
-          <w:sz w:val="24"/>
-          <w:szCs w:val="24"/>
-        </w:rPr>
-      </w:pPr>
-      <w:r>
-        <w:rPr>
-          <w:rtl w:val="0"/>
-        </w:rPr>
-      </w:r>
-    </w:p>
-    <w:p>
-      <w:pPr>
-        <w:spacing w:line="240" w:lineRule="auto"/>
-        <w:jc w:val="both"/>
-        <w:rPr>
-          <w:sz w:val="24"/>
-          <w:szCs w:val="24"/>
-        </w:rPr>
-      </w:pPr>
-      <w:r>
-        <w:rPr>
-          <w:rtl w:val="0"/>
-        </w:rPr>
-      </w:r>
-    </w:p>
-    <w:p>
-      <w:pPr>
-        <w:spacing w:line="240" w:lineRule="auto"/>
-        <w:jc w:val="both"/>
-        <w:rPr>
-          <w:sz w:val="24"/>
-          <w:szCs w:val="24"/>
-        </w:rPr>
-      </w:pPr>
-      <w:r>
-        <w:rPr>
-          <w:rtl w:val="0"/>
-        </w:rPr>
-      </w:r>
-    </w:p>
-    <w:p>
-      <w:pPr>
-        <w:spacing w:line="240" w:lineRule="auto"/>
-        <w:jc w:val="both"/>
-        <w:rPr>
-          <w:sz w:val="24"/>
-          <w:szCs w:val="24"/>
-        </w:rPr>
-      </w:pPr>
-      <w:r>
-        <w:rPr>
-          <w:rtl w:val="0"/>
-        </w:rPr>
-      </w:r>
-    </w:p>
-    <w:p>
-      <w:pPr>
-        <w:spacing w:line="240" w:lineRule="auto"/>
-        <w:jc w:val="both"/>
-        <w:rPr>
-          <w:sz w:val="24"/>
-          <w:szCs w:val="24"/>
-        </w:rPr>
-      </w:pPr>
-      <w:r>
-        <w:rPr>
-          <w:rtl w:val="0"/>
-        </w:rPr>
-      </w:r>
-    </w:p>
-    <w:p>
-      <w:pPr>
-        <w:spacing w:line="240" w:lineRule="auto"/>
-        <w:jc w:val="both"/>
-        <w:rPr>
-          <w:sz w:val="24"/>
-          <w:szCs w:val="24"/>
-        </w:rPr>
-      </w:pPr>
-      <w:r>
-        <w:rPr>
-          <w:rtl w:val="0"/>
-        </w:rPr>
-      </w:r>
-    </w:p>
-    <w:p>
-      <w:pPr>
+      <w:bookmarkStart w:colFirst="0" w:colLast="0" w:name="_8qip75ei1boy" w:id="1"/>
+      <w:bookmarkEnd w:id="1"/>
+      <w:r>
+        <w:rPr>
+          <w:rtl w:val="0"/>
+        </w:rPr>
+        <w:t xml:space="preserve">Presentación</w:t>
+      </w:r>
+    </w:p>
+    <w:p>
+      <w:pPr>
+        <w:spacing w:line="276" w:lineRule="auto"/>
         <w:rPr/>
       </w:pPr>
       <w:r>
+        <w:rPr/>
+        <w:drawing>
+          <wp:inline distB="114300" distT="114300" distL="114300" distR="114300">
+            <wp:extent cx="1843088" cy="1834097"/>
+            <wp:effectExtent b="0" l="0" r="0" t="0"/>
+            <wp:docPr id="2" name="image2.png"/>
+            <a:graphic>
+              <a:graphicData uri="http://schemas.openxmlformats.org/drawingml/2006/picture">
+                <pic:pic>
+                  <pic:nvPicPr>
+                    <pic:cNvPr id="0" name="image2.png"/>
+                    <pic:cNvPicPr preferRelativeResize="0"/>
+                  </pic:nvPicPr>
+                  <pic:blipFill>
+                    <a:blip r:embed="rId7"/>
+                    <a:srcRect b="218" l="0" r="0" t="218"/>
+                    <a:stretch>
+                      <a:fillRect/>
+                    </a:stretch>
+                  </pic:blipFill>
+                  <pic:spPr>
+                    <a:xfrm>
+                      <a:off x="0" y="0"/>
+                      <a:ext cx="1843088" cy="1834097"/>
+                    </a:xfrm>
+                    <a:prstGeom prst="rect"/>
+                    <a:ln/>
+                  </pic:spPr>
+                </pic:pic>
+              </a:graphicData>
+            </a:graphic>
+          </wp:inline>
+        </w:drawing>
+      </w:r>
+      <w:r>
+        <w:rPr>
+          <w:rtl w:val="0"/>
+        </w:rPr>
+      </w:r>
+    </w:p>
+    <w:p>
+      <w:pPr>
+        <w:spacing w:line="276" w:lineRule="auto"/>
+        <w:rPr/>
+      </w:pPr>
+      <w:r>
+        <w:rPr>
+          <w:rtl w:val="0"/>
+        </w:rPr>
+      </w:r>
+    </w:p>
+    <w:p>
+      <w:pPr>
+        <w:spacing w:line="276" w:lineRule="auto"/>
+        <w:rPr/>
+      </w:pPr>
+      <w:r>
+        <w:rPr>
+          <w:rtl w:val="0"/>
+        </w:rPr>
+        <w:t xml:space="preserve">Somos </w:t>
+      </w:r>
+      <w:r>
+        <w:rPr>
+          <w:rtl w:val="0"/>
+        </w:rPr>
+        <w:t xml:space="preserve">OrganiZen</w:t>
+      </w:r>
+      <w:r>
+        <w:rPr>
+          <w:rtl w:val="0"/>
+        </w:rPr>
+        <w:t xml:space="preserve">, un grupo de estudiantes de ingeniería en sistemas los cuales estamos realizando un trabajo práctico integrador correspondiente a la cátedra de Análisis de Sistemas.</w:t>
+      </w:r>
+    </w:p>
+    <w:p>
+      <w:pPr>
+        <w:spacing w:line="276" w:lineRule="auto"/>
+        <w:rPr/>
+      </w:pPr>
+      <w:r>
+        <w:rPr>
+          <w:rtl w:val="0"/>
+        </w:rPr>
+        <w:t xml:space="preserve">En este TPI seremos los desarrolladores de un sistema de organización de retiros realizando y documentando el proceso que llevamos a cabo como si nos encontráramos en un escenario real.</w:t>
+      </w:r>
+    </w:p>
+    <w:p>
+      <w:pPr>
+        <w:rPr/>
+      </w:pPr>
+      <w:r>
+        <w:rPr>
+          <w:rtl w:val="0"/>
+        </w:rPr>
+      </w:r>
+    </w:p>
+    <w:p>
+      <w:pPr>
+        <w:spacing w:line="240" w:lineRule="auto"/>
+        <w:jc w:val="both"/>
+        <w:rPr>
+          <w:sz w:val="24"/>
+          <w:szCs w:val="24"/>
+        </w:rPr>
+      </w:pPr>
+      <w:r>
+        <w:rPr>
+          <w:rtl w:val="0"/>
+        </w:rPr>
+      </w:r>
+    </w:p>
+    <w:p>
+      <w:pPr>
+        <w:spacing w:line="240" w:lineRule="auto"/>
+        <w:jc w:val="both"/>
+        <w:rPr>
+          <w:sz w:val="24"/>
+          <w:szCs w:val="24"/>
+        </w:rPr>
+      </w:pPr>
+      <w:r>
+        <w:rPr>
+          <w:rtl w:val="0"/>
+        </w:rPr>
+      </w:r>
+    </w:p>
+    <w:p>
+      <w:pPr>
+        <w:spacing w:line="240" w:lineRule="auto"/>
+        <w:jc w:val="both"/>
+        <w:rPr>
+          <w:sz w:val="24"/>
+          <w:szCs w:val="24"/>
+        </w:rPr>
+      </w:pPr>
+      <w:r>
+        <w:rPr>
+          <w:rtl w:val="0"/>
+        </w:rPr>
+      </w:r>
+    </w:p>
+    <w:p>
+      <w:pPr>
+        <w:spacing w:line="240" w:lineRule="auto"/>
+        <w:jc w:val="both"/>
+        <w:rPr>
+          <w:sz w:val="24"/>
+          <w:szCs w:val="24"/>
+        </w:rPr>
+      </w:pPr>
+      <w:r>
+        <w:rPr>
+          <w:rtl w:val="0"/>
+        </w:rPr>
+      </w:r>
+    </w:p>
+    <w:p>
+      <w:pPr>
+        <w:spacing w:line="240" w:lineRule="auto"/>
+        <w:jc w:val="both"/>
+        <w:rPr>
+          <w:sz w:val="24"/>
+          <w:szCs w:val="24"/>
+        </w:rPr>
+      </w:pPr>
+      <w:r>
+        <w:rPr>
+          <w:rtl w:val="0"/>
+        </w:rPr>
+      </w:r>
+    </w:p>
+    <w:p>
+      <w:pPr>
+        <w:spacing w:line="240" w:lineRule="auto"/>
+        <w:jc w:val="both"/>
+        <w:rPr>
+          <w:sz w:val="24"/>
+          <w:szCs w:val="24"/>
+        </w:rPr>
+      </w:pPr>
+      <w:r>
+        <w:rPr>
+          <w:rtl w:val="0"/>
+        </w:rPr>
+      </w:r>
+    </w:p>
+    <w:p>
+      <w:pPr>
+        <w:spacing w:line="240" w:lineRule="auto"/>
+        <w:jc w:val="both"/>
+        <w:rPr>
+          <w:sz w:val="24"/>
+          <w:szCs w:val="24"/>
+        </w:rPr>
+      </w:pPr>
+      <w:r>
+        <w:rPr>
+          <w:rtl w:val="0"/>
+        </w:rPr>
+      </w:r>
+    </w:p>
+    <w:p>
+      <w:pPr>
+        <w:spacing w:line="240" w:lineRule="auto"/>
+        <w:jc w:val="both"/>
+        <w:rPr>
+          <w:sz w:val="24"/>
+          <w:szCs w:val="24"/>
+        </w:rPr>
+      </w:pPr>
+      <w:r>
+        <w:rPr>
+          <w:rtl w:val="0"/>
+        </w:rPr>
+      </w:r>
+    </w:p>
+    <w:p>
+      <w:pPr>
+        <w:spacing w:line="240" w:lineRule="auto"/>
+        <w:jc w:val="both"/>
+        <w:rPr>
+          <w:sz w:val="24"/>
+          <w:szCs w:val="24"/>
+        </w:rPr>
+      </w:pPr>
+      <w:r>
+        <w:rPr>
+          <w:rtl w:val="0"/>
+        </w:rPr>
+      </w:r>
+    </w:p>
+    <w:p>
+      <w:pPr>
+        <w:spacing w:line="240" w:lineRule="auto"/>
+        <w:jc w:val="both"/>
+        <w:rPr>
+          <w:sz w:val="24"/>
+          <w:szCs w:val="24"/>
+        </w:rPr>
+      </w:pPr>
+      <w:r>
+        <w:rPr>
+          <w:rtl w:val="0"/>
+        </w:rPr>
+      </w:r>
+    </w:p>
+    <w:p>
+      <w:pPr>
+        <w:spacing w:line="240" w:lineRule="auto"/>
+        <w:jc w:val="both"/>
+        <w:rPr>
+          <w:sz w:val="24"/>
+          <w:szCs w:val="24"/>
+        </w:rPr>
+      </w:pPr>
+      <w:r>
+        <w:rPr>
+          <w:rtl w:val="0"/>
+        </w:rPr>
+      </w:r>
+    </w:p>
+    <w:p>
+      <w:pPr>
+        <w:spacing w:line="240" w:lineRule="auto"/>
+        <w:jc w:val="both"/>
+        <w:rPr>
+          <w:sz w:val="24"/>
+          <w:szCs w:val="24"/>
+        </w:rPr>
+      </w:pPr>
+      <w:r>
+        <w:rPr>
+          <w:rtl w:val="0"/>
+        </w:rPr>
+      </w:r>
+    </w:p>
+    <w:p>
+      <w:pPr>
+        <w:spacing w:line="240" w:lineRule="auto"/>
+        <w:jc w:val="both"/>
+        <w:rPr>
+          <w:sz w:val="24"/>
+          <w:szCs w:val="24"/>
+        </w:rPr>
+      </w:pPr>
+      <w:r>
+        <w:rPr>
+          <w:rtl w:val="0"/>
+        </w:rPr>
+      </w:r>
+    </w:p>
+    <w:p>
+      <w:pPr>
+        <w:spacing w:line="240" w:lineRule="auto"/>
+        <w:jc w:val="both"/>
+        <w:rPr>
+          <w:sz w:val="24"/>
+          <w:szCs w:val="24"/>
+        </w:rPr>
+      </w:pPr>
+      <w:r>
+        <w:rPr>
+          <w:rtl w:val="0"/>
+        </w:rPr>
+      </w:r>
+    </w:p>
+    <w:p>
+      <w:pPr>
+        <w:spacing w:line="240" w:lineRule="auto"/>
+        <w:jc w:val="both"/>
+        <w:rPr>
+          <w:sz w:val="24"/>
+          <w:szCs w:val="24"/>
+        </w:rPr>
+      </w:pPr>
+      <w:r>
+        <w:rPr>
+          <w:rtl w:val="0"/>
+        </w:rPr>
+      </w:r>
+    </w:p>
+    <w:p>
+      <w:pPr>
+        <w:spacing w:line="240" w:lineRule="auto"/>
+        <w:jc w:val="both"/>
+        <w:rPr>
+          <w:sz w:val="24"/>
+          <w:szCs w:val="24"/>
+        </w:rPr>
+      </w:pPr>
+      <w:r>
+        <w:rPr>
+          <w:rtl w:val="0"/>
+        </w:rPr>
+      </w:r>
+    </w:p>
+    <w:p>
+      <w:pPr>
+        <w:spacing w:line="240" w:lineRule="auto"/>
+        <w:jc w:val="both"/>
+        <w:rPr>
+          <w:sz w:val="24"/>
+          <w:szCs w:val="24"/>
+        </w:rPr>
+      </w:pPr>
+      <w:r>
+        <w:rPr>
+          <w:rtl w:val="0"/>
+        </w:rPr>
+      </w:r>
+    </w:p>
+    <w:p>
+      <w:pPr>
+        <w:spacing w:line="240" w:lineRule="auto"/>
+        <w:jc w:val="both"/>
+        <w:rPr>
+          <w:sz w:val="24"/>
+          <w:szCs w:val="24"/>
+        </w:rPr>
+      </w:pPr>
+      <w:r>
+        <w:rPr>
+          <w:rtl w:val="0"/>
+        </w:rPr>
+      </w:r>
+    </w:p>
+    <w:p>
+      <w:pPr>
+        <w:rPr/>
+      </w:pPr>
+      <w:r>
         <w:rPr>
           <w:rtl w:val="0"/>
         </w:rPr>
       </w:r>
     </w:p>
     <w:sectPr>
-      <w:headerReference r:id="rId7" w:type="default"/>
-      <w:headerReference r:id="rId8" w:type="first"/>
-      <w:footerReference r:id="rId9" w:type="default"/>
-      <w:footerReference r:id="rId10" w:type="first"/>
+      <w:headerReference r:id="rId8" w:type="default"/>
+      <w:headerReference r:id="rId9" w:type="first"/>
+      <w:footerReference r:id="rId10" w:type="default"/>
+      <w:footerReference r:id="rId11" w:type="first"/>
       <w:pgSz w:h="16834" w:w="11909" w:orient="portrait"/>
       <w:pgMar w:bottom="1440" w:top="1440" w:left="1440" w:right="1440" w:header="720" w:footer="720"/>
       <w:pgNumType w:start="1"/>

--- a/Documentacion/Trabajo Práctico Integrador (T.P.I.) - Sistema de Organizacion de retiros.docx
+++ b/Documentacion/Trabajo Práctico Integrador (T.P.I.) - Sistema de Organizacion de retiros.docx
@@ -921,7 +921,7 @@
     </w:p>
     <w:sdt>
       <w:sdtPr>
-        <w:id w:val="-12378048"/>
+        <w:id w:val="-136081422"/>
         <w:docPartObj>
           <w:docPartGallery w:val="Table of Contents"/>
           <w:docPartUnique w:val="1"/>
@@ -947,7 +947,7 @@
             <w:instrText xml:space="preserve"> TOC \h \u \z \t "Heading 1,1,Heading 2,2,Heading 3,3,Heading 4,4,Heading 5,5,Heading 6,6,"</w:instrText>
             <w:fldChar w:fldCharType="separate"/>
           </w:r>
-          <w:hyperlink w:anchor="_u9lma0r8d9w7">
+          <w:hyperlink w:anchor="_c1377gtcacn2">
             <w:r>
               <w:rPr>
                 <w:b w:val="1"/>
@@ -962,7 +962,7 @@
           </w:hyperlink>
           <w:r>
             <w:fldChar w:fldCharType="begin"/>
-            <w:instrText xml:space="preserve"> PAGEREF _u9lma0r8d9w7 \h </w:instrText>
+            <w:instrText xml:space="preserve"> PAGEREF _c1377gtcacn2 \h </w:instrText>
             <w:fldChar w:fldCharType="separate"/>
           </w:r>
           <w:r>
@@ -1502,7 +1502,7 @@
         <w:pStyle w:val="Heading1"/>
         <w:rPr/>
       </w:pPr>
-      <w:bookmarkStart w:colFirst="0" w:colLast="0" w:name="_u9lma0r8d9w7" w:id="0"/>
+      <w:bookmarkStart w:colFirst="0" w:colLast="0" w:name="_c1377gtcacn2" w:id="0"/>
       <w:bookmarkEnd w:id="0"/>
       <w:r>
         <w:rPr>
@@ -1549,7 +1549,7 @@
         <w:pStyle w:val="Heading1"/>
         <w:rPr/>
       </w:pPr>
-      <w:bookmarkStart w:colFirst="0" w:colLast="0" w:name="_8qip75ei1boy" w:id="1"/>
+      <w:bookmarkStart w:colFirst="0" w:colLast="0" w:name="_xmd45mtkw839" w:id="1"/>
       <w:bookmarkEnd w:id="1"/>
       <w:r>
         <w:rPr>
@@ -1624,19 +1624,7 @@
         <w:rPr>
           <w:rtl w:val="0"/>
         </w:rPr>
-        <w:t xml:space="preserve">Somos </w:t>
-      </w:r>
-      <w:r>
-        <w:rPr>
-          <w:rtl w:val="0"/>
-        </w:rPr>
-        <w:t xml:space="preserve">OrganiZen</w:t>
-      </w:r>
-      <w:r>
-        <w:rPr>
-          <w:rtl w:val="0"/>
-        </w:rPr>
-        <w:t xml:space="preserve">, un grupo de estudiantes de ingeniería en sistemas los cuales estamos realizando un trabajo práctico integrador correspondiente a la cátedra de Análisis de Sistemas.</w:t>
+        <w:t xml:space="preserve">Somos OrganiZen, un grupo de estudiantes de ingeniería en sistemas los cuales estamos realizando un trabajo práctico integrador correspondiente a la cátedra de Análisis de Sistemas.</w:t>
       </w:r>
     </w:p>
     <w:p>
@@ -1653,12 +1641,290 @@
     </w:p>
     <w:p>
       <w:pPr>
-        <w:rPr/>
-      </w:pPr>
-      <w:r>
-        <w:rPr>
-          <w:rtl w:val="0"/>
-        </w:rPr>
+        <w:spacing w:line="276" w:lineRule="auto"/>
+        <w:rPr/>
+      </w:pPr>
+      <w:r>
+        <w:rPr>
+          <w:rtl w:val="0"/>
+        </w:rPr>
+      </w:r>
+    </w:p>
+    <w:p>
+      <w:pPr>
+        <w:spacing w:line="276" w:lineRule="auto"/>
+        <w:rPr/>
+      </w:pPr>
+      <w:r>
+        <w:rPr>
+          <w:rtl w:val="0"/>
+        </w:rPr>
+      </w:r>
+    </w:p>
+    <w:p>
+      <w:pPr>
+        <w:spacing w:line="276" w:lineRule="auto"/>
+        <w:rPr/>
+      </w:pPr>
+      <w:r>
+        <w:rPr>
+          <w:rtl w:val="0"/>
+        </w:rPr>
+      </w:r>
+    </w:p>
+    <w:p>
+      <w:pPr>
+        <w:spacing w:line="276" w:lineRule="auto"/>
+        <w:rPr/>
+      </w:pPr>
+      <w:r>
+        <w:rPr>
+          <w:rtl w:val="0"/>
+        </w:rPr>
+      </w:r>
+    </w:p>
+    <w:p>
+      <w:pPr>
+        <w:spacing w:line="276" w:lineRule="auto"/>
+        <w:rPr/>
+      </w:pPr>
+      <w:r>
+        <w:rPr>
+          <w:rtl w:val="0"/>
+        </w:rPr>
+      </w:r>
+    </w:p>
+    <w:p>
+      <w:pPr>
+        <w:spacing w:line="276" w:lineRule="auto"/>
+        <w:rPr/>
+      </w:pPr>
+      <w:r>
+        <w:rPr>
+          <w:rtl w:val="0"/>
+        </w:rPr>
+      </w:r>
+    </w:p>
+    <w:p>
+      <w:pPr>
+        <w:spacing w:line="276" w:lineRule="auto"/>
+        <w:rPr/>
+      </w:pPr>
+      <w:r>
+        <w:rPr>
+          <w:rtl w:val="0"/>
+        </w:rPr>
+      </w:r>
+    </w:p>
+    <w:p>
+      <w:pPr>
+        <w:spacing w:line="276" w:lineRule="auto"/>
+        <w:rPr/>
+      </w:pPr>
+      <w:r>
+        <w:rPr>
+          <w:rtl w:val="0"/>
+        </w:rPr>
+      </w:r>
+    </w:p>
+    <w:p>
+      <w:pPr>
+        <w:spacing w:line="276" w:lineRule="auto"/>
+        <w:rPr/>
+      </w:pPr>
+      <w:r>
+        <w:rPr>
+          <w:rtl w:val="0"/>
+        </w:rPr>
+      </w:r>
+    </w:p>
+    <w:p>
+      <w:pPr>
+        <w:spacing w:line="276" w:lineRule="auto"/>
+        <w:rPr/>
+      </w:pPr>
+      <w:r>
+        <w:rPr>
+          <w:rtl w:val="0"/>
+        </w:rPr>
+      </w:r>
+    </w:p>
+    <w:p>
+      <w:pPr>
+        <w:spacing w:line="276" w:lineRule="auto"/>
+        <w:rPr/>
+      </w:pPr>
+      <w:r>
+        <w:rPr>
+          <w:rtl w:val="0"/>
+        </w:rPr>
+      </w:r>
+    </w:p>
+    <w:p>
+      <w:pPr>
+        <w:spacing w:line="276" w:lineRule="auto"/>
+        <w:rPr/>
+      </w:pPr>
+      <w:r>
+        <w:rPr>
+          <w:rtl w:val="0"/>
+        </w:rPr>
+      </w:r>
+    </w:p>
+    <w:p>
+      <w:pPr>
+        <w:spacing w:line="276" w:lineRule="auto"/>
+        <w:rPr/>
+      </w:pPr>
+      <w:r>
+        <w:rPr>
+          <w:rtl w:val="0"/>
+        </w:rPr>
+      </w:r>
+    </w:p>
+    <w:p>
+      <w:pPr>
+        <w:spacing w:line="276" w:lineRule="auto"/>
+        <w:rPr/>
+      </w:pPr>
+      <w:r>
+        <w:rPr>
+          <w:rtl w:val="0"/>
+        </w:rPr>
+      </w:r>
+    </w:p>
+    <w:p>
+      <w:pPr>
+        <w:spacing w:line="276" w:lineRule="auto"/>
+        <w:rPr/>
+      </w:pPr>
+      <w:r>
+        <w:rPr>
+          <w:rtl w:val="0"/>
+        </w:rPr>
+      </w:r>
+    </w:p>
+    <w:p>
+      <w:pPr>
+        <w:rPr/>
+      </w:pPr>
+      <w:r>
+        <w:rPr>
+          <w:rtl w:val="0"/>
+        </w:rPr>
+      </w:r>
+    </w:p>
+    <w:p>
+      <w:pPr>
+        <w:pStyle w:val="Heading1"/>
+        <w:rPr>
+          <w:u w:val="single"/>
+        </w:rPr>
+      </w:pPr>
+      <w:bookmarkStart w:colFirst="0" w:colLast="0" w:name="_bewd1xd91rml" w:id="2"/>
+      <w:bookmarkEnd w:id="2"/>
+      <w:r>
+        <w:rPr>
+          <w:rtl w:val="0"/>
+        </w:rPr>
+        <w:t xml:space="preserve">Sistema de Organización de Retiros</w:t>
+      </w:r>
+      <w:r>
+        <w:rPr>
+          <w:rtl w:val="0"/>
+        </w:rPr>
+      </w:r>
+    </w:p>
+    <w:p>
+      <w:pPr>
+        <w:spacing w:line="276" w:lineRule="auto"/>
+        <w:rPr/>
+      </w:pPr>
+      <w:r>
+        <w:rPr>
+          <w:rtl w:val="0"/>
+        </w:rPr>
+      </w:r>
+    </w:p>
+    <w:p>
+      <w:pPr>
+        <w:spacing w:line="276" w:lineRule="auto"/>
+        <w:rPr/>
+      </w:pPr>
+      <w:r>
+        <w:rPr>
+          <w:rtl w:val="0"/>
+        </w:rPr>
+        <w:t xml:space="preserve">Las personas que participan de retiros holísticos de manera frecuente suelen tener dificultades para organizar la información relacionada con los eventos a los que desean asistir o en los que ya han participado. </w:t>
+      </w:r>
+    </w:p>
+    <w:p>
+      <w:pPr>
+        <w:spacing w:line="276" w:lineRule="auto"/>
+        <w:rPr/>
+      </w:pPr>
+      <w:r>
+        <w:rPr>
+          <w:rtl w:val="0"/>
+        </w:rPr>
+      </w:r>
+    </w:p>
+    <w:p>
+      <w:pPr>
+        <w:spacing w:line="276" w:lineRule="auto"/>
+        <w:rPr/>
+      </w:pPr>
+      <w:r>
+        <w:rPr>
+          <w:rtl w:val="0"/>
+        </w:rPr>
+        <w:t xml:space="preserve">En muchos casos, los datos de los retiros se encuentran dispersos en diferentes medios, lo que dificulta el seguimiento de los mismos.</w:t>
+      </w:r>
+    </w:p>
+    <w:p>
+      <w:pPr>
+        <w:spacing w:line="276" w:lineRule="auto"/>
+        <w:rPr/>
+      </w:pPr>
+      <w:r>
+        <w:rPr>
+          <w:rtl w:val="0"/>
+        </w:rPr>
+      </w:r>
+    </w:p>
+    <w:p>
+      <w:pPr>
+        <w:spacing w:line="276" w:lineRule="auto"/>
+        <w:rPr/>
+      </w:pPr>
+      <w:r>
+        <w:rPr>
+          <w:rtl w:val="0"/>
+        </w:rPr>
+        <w:t xml:space="preserve">Además, los participantes suelen perder el control de los pagos realizados, y no cuentan con recordatorios que les permitan estar al tanto de vencimientos o fechas de los retiros. </w:t>
+      </w:r>
+    </w:p>
+    <w:p>
+      <w:pPr>
+        <w:spacing w:line="276" w:lineRule="auto"/>
+        <w:rPr/>
+      </w:pPr>
+      <w:r>
+        <w:rPr>
+          <w:rtl w:val="0"/>
+        </w:rPr>
+      </w:r>
+    </w:p>
+    <w:p>
+      <w:pPr>
+        <w:spacing w:line="276" w:lineRule="auto"/>
+        <w:rPr/>
+      </w:pPr>
+      <w:r>
+        <w:rPr>
+          <w:rtl w:val="0"/>
+        </w:rPr>
+        <w:t xml:space="preserve">También resulta complejo realizar búsquedas entre los distintos retiros según determinados criterios. Por otro lado, quienes realizan retiros de forma habitual no poseen un registro personal de las experiencias vividas. </w:t>
       </w:r>
     </w:p>
     <w:p>

--- a/Documentacion/Trabajo Práctico Integrador (T.P.I.) - Sistema de Organizacion de retiros.docx
+++ b/Documentacion/Trabajo Práctico Integrador (T.P.I.) - Sistema de Organizacion de retiros.docx
@@ -921,7 +921,7 @@
     </w:p>
     <w:sdt>
       <w:sdtPr>
-        <w:id w:val="-136081422"/>
+        <w:id w:val="214986786"/>
         <w:docPartObj>
           <w:docPartGallery w:val="Table of Contents"/>
           <w:docPartUnique w:val="1"/>
@@ -947,7 +947,7 @@
             <w:instrText xml:space="preserve"> TOC \h \u \z \t "Heading 1,1,Heading 2,2,Heading 3,3,Heading 4,4,Heading 5,5,Heading 6,6,"</w:instrText>
             <w:fldChar w:fldCharType="separate"/>
           </w:r>
-          <w:hyperlink w:anchor="_c1377gtcacn2">
+          <w:hyperlink w:anchor="_ueykryczz2ru">
             <w:r>
               <w:rPr>
                 <w:b w:val="1"/>
@@ -962,7 +962,7 @@
           </w:hyperlink>
           <w:r>
             <w:fldChar w:fldCharType="begin"/>
-            <w:instrText xml:space="preserve"> PAGEREF _c1377gtcacn2 \h </w:instrText>
+            <w:instrText xml:space="preserve"> PAGEREF _ueykryczz2ru \h </w:instrText>
             <w:fldChar w:fldCharType="separate"/>
           </w:r>
           <w:r>
@@ -1502,7 +1502,7 @@
         <w:pStyle w:val="Heading1"/>
         <w:rPr/>
       </w:pPr>
-      <w:bookmarkStart w:colFirst="0" w:colLast="0" w:name="_c1377gtcacn2" w:id="0"/>
+      <w:bookmarkStart w:colFirst="0" w:colLast="0" w:name="_ueykryczz2ru" w:id="0"/>
       <w:bookmarkEnd w:id="0"/>
       <w:r>
         <w:rPr>
@@ -1549,7 +1549,7 @@
         <w:pStyle w:val="Heading1"/>
         <w:rPr/>
       </w:pPr>
-      <w:bookmarkStart w:colFirst="0" w:colLast="0" w:name="_xmd45mtkw839" w:id="1"/>
+      <w:bookmarkStart w:colFirst="0" w:colLast="0" w:name="_4zdhqfugnnis" w:id="1"/>
       <w:bookmarkEnd w:id="1"/>
       <w:r>
         <w:rPr>
@@ -1821,7 +1821,7 @@
           <w:u w:val="single"/>
         </w:rPr>
       </w:pPr>
-      <w:bookmarkStart w:colFirst="0" w:colLast="0" w:name="_bewd1xd91rml" w:id="2"/>
+      <w:bookmarkStart w:colFirst="0" w:colLast="0" w:name="_ga0ql4g1vcy2" w:id="2"/>
       <w:bookmarkEnd w:id="2"/>
       <w:r>
         <w:rPr>
@@ -1925,6 +1925,800 @@
           <w:rtl w:val="0"/>
         </w:rPr>
         <w:t xml:space="preserve">También resulta complejo realizar búsquedas entre los distintos retiros según determinados criterios. Por otro lado, quienes realizan retiros de forma habitual no poseen un registro personal de las experiencias vividas. </w:t>
+      </w:r>
+    </w:p>
+    <w:p>
+      <w:pPr>
+        <w:spacing w:line="276" w:lineRule="auto"/>
+        <w:rPr/>
+      </w:pPr>
+      <w:r>
+        <w:rPr>
+          <w:rtl w:val="0"/>
+        </w:rPr>
+      </w:r>
+    </w:p>
+    <w:p>
+      <w:pPr>
+        <w:spacing w:line="276" w:lineRule="auto"/>
+        <w:rPr/>
+      </w:pPr>
+      <w:r>
+        <w:rPr>
+          <w:rtl w:val="0"/>
+        </w:rPr>
+      </w:r>
+    </w:p>
+    <w:p>
+      <w:pPr>
+        <w:spacing w:line="276" w:lineRule="auto"/>
+        <w:rPr/>
+      </w:pPr>
+      <w:r>
+        <w:rPr>
+          <w:rtl w:val="0"/>
+        </w:rPr>
+      </w:r>
+    </w:p>
+    <w:p>
+      <w:pPr>
+        <w:spacing w:line="276" w:lineRule="auto"/>
+        <w:rPr/>
+      </w:pPr>
+      <w:r>
+        <w:rPr>
+          <w:rtl w:val="0"/>
+        </w:rPr>
+      </w:r>
+    </w:p>
+    <w:p>
+      <w:pPr>
+        <w:spacing w:line="276" w:lineRule="auto"/>
+        <w:rPr/>
+      </w:pPr>
+      <w:r>
+        <w:rPr>
+          <w:rtl w:val="0"/>
+        </w:rPr>
+      </w:r>
+    </w:p>
+    <w:p>
+      <w:pPr>
+        <w:spacing w:line="276" w:lineRule="auto"/>
+        <w:rPr/>
+      </w:pPr>
+      <w:r>
+        <w:rPr>
+          <w:rtl w:val="0"/>
+        </w:rPr>
+      </w:r>
+    </w:p>
+    <w:p>
+      <w:pPr>
+        <w:spacing w:line="276" w:lineRule="auto"/>
+        <w:rPr/>
+      </w:pPr>
+      <w:r>
+        <w:rPr>
+          <w:rtl w:val="0"/>
+        </w:rPr>
+      </w:r>
+    </w:p>
+    <w:p>
+      <w:pPr>
+        <w:spacing w:line="276" w:lineRule="auto"/>
+        <w:rPr/>
+      </w:pPr>
+      <w:r>
+        <w:rPr>
+          <w:rtl w:val="0"/>
+        </w:rPr>
+      </w:r>
+    </w:p>
+    <w:p>
+      <w:pPr>
+        <w:spacing w:line="276" w:lineRule="auto"/>
+        <w:rPr/>
+      </w:pPr>
+      <w:r>
+        <w:rPr>
+          <w:rtl w:val="0"/>
+        </w:rPr>
+      </w:r>
+    </w:p>
+    <w:p>
+      <w:pPr>
+        <w:spacing w:line="276" w:lineRule="auto"/>
+        <w:rPr/>
+      </w:pPr>
+      <w:r>
+        <w:rPr>
+          <w:rtl w:val="0"/>
+        </w:rPr>
+      </w:r>
+    </w:p>
+    <w:p>
+      <w:pPr>
+        <w:spacing w:line="276" w:lineRule="auto"/>
+        <w:rPr/>
+      </w:pPr>
+      <w:r>
+        <w:rPr>
+          <w:rtl w:val="0"/>
+        </w:rPr>
+      </w:r>
+    </w:p>
+    <w:p>
+      <w:pPr>
+        <w:spacing w:line="276" w:lineRule="auto"/>
+        <w:rPr/>
+      </w:pPr>
+      <w:r>
+        <w:rPr>
+          <w:rtl w:val="0"/>
+        </w:rPr>
+      </w:r>
+    </w:p>
+    <w:p>
+      <w:pPr>
+        <w:spacing w:line="276" w:lineRule="auto"/>
+        <w:rPr/>
+      </w:pPr>
+      <w:r>
+        <w:rPr>
+          <w:rtl w:val="0"/>
+        </w:rPr>
+      </w:r>
+    </w:p>
+    <w:p>
+      <w:pPr>
+        <w:spacing w:line="276" w:lineRule="auto"/>
+        <w:rPr/>
+      </w:pPr>
+      <w:r>
+        <w:rPr>
+          <w:rtl w:val="0"/>
+        </w:rPr>
+      </w:r>
+    </w:p>
+    <w:p>
+      <w:pPr>
+        <w:spacing w:line="276" w:lineRule="auto"/>
+        <w:rPr/>
+      </w:pPr>
+      <w:r>
+        <w:rPr>
+          <w:rtl w:val="0"/>
+        </w:rPr>
+      </w:r>
+    </w:p>
+    <w:p>
+      <w:pPr>
+        <w:spacing w:line="276" w:lineRule="auto"/>
+        <w:rPr/>
+      </w:pPr>
+      <w:r>
+        <w:rPr>
+          <w:rtl w:val="0"/>
+        </w:rPr>
+      </w:r>
+    </w:p>
+    <w:p>
+      <w:pPr>
+        <w:spacing w:line="276" w:lineRule="auto"/>
+        <w:rPr/>
+      </w:pPr>
+      <w:r>
+        <w:rPr>
+          <w:rtl w:val="0"/>
+        </w:rPr>
+      </w:r>
+    </w:p>
+    <w:p>
+      <w:pPr>
+        <w:spacing w:line="276" w:lineRule="auto"/>
+        <w:rPr/>
+      </w:pPr>
+      <w:r>
+        <w:rPr>
+          <w:rtl w:val="0"/>
+        </w:rPr>
+      </w:r>
+    </w:p>
+    <w:p>
+      <w:pPr>
+        <w:spacing w:line="276" w:lineRule="auto"/>
+        <w:rPr/>
+      </w:pPr>
+      <w:r>
+        <w:rPr>
+          <w:rtl w:val="0"/>
+        </w:rPr>
+      </w:r>
+    </w:p>
+    <w:p>
+      <w:pPr>
+        <w:spacing w:line="276" w:lineRule="auto"/>
+        <w:rPr/>
+      </w:pPr>
+      <w:r>
+        <w:rPr>
+          <w:rtl w:val="0"/>
+        </w:rPr>
+      </w:r>
+    </w:p>
+    <w:p>
+      <w:pPr>
+        <w:spacing w:line="276" w:lineRule="auto"/>
+        <w:rPr/>
+      </w:pPr>
+      <w:r>
+        <w:rPr>
+          <w:rtl w:val="0"/>
+        </w:rPr>
+      </w:r>
+    </w:p>
+    <w:p>
+      <w:pPr>
+        <w:spacing w:line="276" w:lineRule="auto"/>
+        <w:rPr/>
+      </w:pPr>
+      <w:r>
+        <w:rPr>
+          <w:rtl w:val="0"/>
+        </w:rPr>
+      </w:r>
+    </w:p>
+    <w:p>
+      <w:pPr>
+        <w:spacing w:line="276" w:lineRule="auto"/>
+        <w:rPr/>
+      </w:pPr>
+      <w:r>
+        <w:rPr>
+          <w:rtl w:val="0"/>
+        </w:rPr>
+      </w:r>
+    </w:p>
+    <w:p>
+      <w:pPr>
+        <w:spacing w:line="276" w:lineRule="auto"/>
+        <w:rPr/>
+      </w:pPr>
+      <w:r>
+        <w:rPr>
+          <w:rtl w:val="0"/>
+        </w:rPr>
+      </w:r>
+    </w:p>
+    <w:p>
+      <w:pPr>
+        <w:spacing w:line="276" w:lineRule="auto"/>
+        <w:rPr/>
+      </w:pPr>
+      <w:r>
+        <w:rPr>
+          <w:rtl w:val="0"/>
+        </w:rPr>
+      </w:r>
+    </w:p>
+    <w:p>
+      <w:pPr>
+        <w:spacing w:line="276" w:lineRule="auto"/>
+        <w:rPr/>
+      </w:pPr>
+      <w:r>
+        <w:rPr>
+          <w:rtl w:val="0"/>
+        </w:rPr>
+      </w:r>
+    </w:p>
+    <w:p>
+      <w:pPr>
+        <w:spacing w:line="276" w:lineRule="auto"/>
+        <w:rPr/>
+      </w:pPr>
+      <w:r>
+        <w:rPr>
+          <w:rtl w:val="0"/>
+        </w:rPr>
+      </w:r>
+    </w:p>
+    <w:p>
+      <w:pPr>
+        <w:spacing w:line="276" w:lineRule="auto"/>
+        <w:rPr/>
+      </w:pPr>
+      <w:r>
+        <w:rPr>
+          <w:rtl w:val="0"/>
+        </w:rPr>
+      </w:r>
+    </w:p>
+    <w:p>
+      <w:pPr>
+        <w:spacing w:line="276" w:lineRule="auto"/>
+        <w:rPr/>
+      </w:pPr>
+      <w:r>
+        <w:rPr>
+          <w:rtl w:val="0"/>
+        </w:rPr>
+      </w:r>
+    </w:p>
+    <w:p>
+      <w:pPr>
+        <w:spacing w:line="276" w:lineRule="auto"/>
+        <w:rPr/>
+      </w:pPr>
+      <w:r>
+        <w:rPr>
+          <w:rtl w:val="0"/>
+        </w:rPr>
+      </w:r>
+    </w:p>
+    <w:p>
+      <w:pPr>
+        <w:pStyle w:val="Heading1"/>
+        <w:rPr>
+          <w:sz w:val="48"/>
+          <w:szCs w:val="48"/>
+        </w:rPr>
+      </w:pPr>
+      <w:bookmarkStart w:colFirst="0" w:colLast="0" w:name="_bxtm37qwum26" w:id="3"/>
+      <w:bookmarkEnd w:id="3"/>
+      <w:r>
+        <w:rPr>
+          <w:sz w:val="48"/>
+          <w:szCs w:val="48"/>
+          <w:rtl w:val="0"/>
+        </w:rPr>
+        <w:t xml:space="preserve">Requerimientos funcionales</w:t>
+      </w:r>
+    </w:p>
+    <w:p>
+      <w:pPr>
+        <w:rPr/>
+      </w:pPr>
+      <w:r>
+        <w:rPr>
+          <w:rtl w:val="0"/>
+        </w:rPr>
+      </w:r>
+    </w:p>
+    <w:tbl>
+      <w:tblPr>
+        <w:tblStyle w:val="Table1"/>
+        <w:tblpPr w:leftFromText="180" w:rightFromText="180" w:topFromText="180" w:bottomFromText="180" w:vertAnchor="text" w:horzAnchor="text" w:tblpX="0" w:tblpY="0"/>
+        <w:tblW w:w="9090.0" w:type="dxa"/>
+        <w:jc w:val="left"/>
+        <w:tblBorders>
+          <w:top w:color="000000" w:space="0" w:sz="8" w:val="single"/>
+          <w:left w:color="000000" w:space="0" w:sz="8" w:val="single"/>
+          <w:bottom w:color="000000" w:space="0" w:sz="8" w:val="single"/>
+          <w:right w:color="000000" w:space="0" w:sz="8" w:val="single"/>
+          <w:insideH w:color="000000" w:space="0" w:sz="8" w:val="single"/>
+          <w:insideV w:color="000000" w:space="0" w:sz="8" w:val="single"/>
+        </w:tblBorders>
+        <w:tblLayout w:type="fixed"/>
+        <w:tblLook w:val="0600"/>
+      </w:tblPr>
+      <w:tblGrid>
+        <w:gridCol w:w="885"/>
+        <w:gridCol w:w="8205"/>
+        <w:tblGridChange w:id="0">
+          <w:tblGrid>
+            <w:gridCol w:w="885"/>
+            <w:gridCol w:w="8205"/>
+          </w:tblGrid>
+        </w:tblGridChange>
+      </w:tblGrid>
+      <w:tr>
+        <w:trPr>
+          <w:cantSplit w:val="0"/>
+          <w:tblHeader w:val="1"/>
+        </w:trPr>
+        <w:tc>
+          <w:tcPr/>
+          <w:p>
+            <w:pPr>
+              <w:widowControl w:val="0"/>
+              <w:spacing w:line="240" w:lineRule="auto"/>
+              <w:jc w:val="center"/>
+              <w:rPr>
+                <w:b w:val="1"/>
+                <w:bCs w:val="1"/>
+              </w:rPr>
+            </w:pPr>
+            <w:r>
+              <w:rPr>
+                <w:b w:val="1"/>
+                <w:bCs w:val="1"/>
+                <w:rtl w:val="0"/>
+              </w:rPr>
+              <w:t xml:space="preserve">N</w:t>
+            </w:r>
+          </w:p>
+        </w:tc>
+        <w:tc>
+          <w:tcPr/>
+          <w:p>
+            <w:pPr>
+              <w:widowControl w:val="0"/>
+              <w:spacing w:line="240" w:lineRule="auto"/>
+              <w:jc w:val="center"/>
+              <w:rPr>
+                <w:b w:val="1"/>
+                <w:bCs w:val="1"/>
+              </w:rPr>
+            </w:pPr>
+            <w:r>
+              <w:rPr>
+                <w:b w:val="1"/>
+                <w:bCs w:val="1"/>
+                <w:rtl w:val="0"/>
+              </w:rPr>
+              <w:t xml:space="preserve">Requerimientos funcionales</w:t>
+            </w:r>
+          </w:p>
+        </w:tc>
+      </w:tr>
+      <w:tr>
+        <w:trPr>
+          <w:cantSplit w:val="0"/>
+          <w:tblHeader w:val="1"/>
+        </w:trPr>
+        <w:tc>
+          <w:tcPr/>
+          <w:p>
+            <w:pPr>
+              <w:widowControl w:val="0"/>
+              <w:spacing w:line="240" w:lineRule="auto"/>
+              <w:jc w:val="center"/>
+              <w:rPr/>
+            </w:pPr>
+            <w:r>
+              <w:rPr>
+                <w:rtl w:val="0"/>
+              </w:rPr>
+              <w:t xml:space="preserve">RF001</w:t>
+            </w:r>
+          </w:p>
+        </w:tc>
+        <w:tc>
+          <w:tcPr/>
+          <w:p>
+            <w:pPr>
+              <w:widowControl w:val="0"/>
+              <w:spacing w:line="240" w:lineRule="auto"/>
+              <w:rPr/>
+            </w:pPr>
+            <w:r>
+              <w:rPr>
+                <w:rtl w:val="0"/>
+              </w:rPr>
+              <w:t xml:space="preserve">El sistema deberá permitir registrar datos del retiro.</w:t>
+            </w:r>
+          </w:p>
+        </w:tc>
+      </w:tr>
+      <w:tr>
+        <w:trPr>
+          <w:cantSplit w:val="0"/>
+          <w:trHeight w:val="417.978515625" w:hRule="atLeast"/>
+          <w:tblHeader w:val="1"/>
+        </w:trPr>
+        <w:tc>
+          <w:tcPr/>
+          <w:p>
+            <w:pPr>
+              <w:widowControl w:val="0"/>
+              <w:spacing w:line="240" w:lineRule="auto"/>
+              <w:jc w:val="center"/>
+              <w:rPr/>
+            </w:pPr>
+            <w:r>
+              <w:rPr>
+                <w:rtl w:val="0"/>
+              </w:rPr>
+              <w:t xml:space="preserve">RF002</w:t>
+            </w:r>
+          </w:p>
+        </w:tc>
+        <w:tc>
+          <w:tcPr/>
+          <w:p>
+            <w:pPr>
+              <w:widowControl w:val="0"/>
+              <w:spacing w:line="240" w:lineRule="auto"/>
+              <w:rPr/>
+            </w:pPr>
+            <w:r>
+              <w:rPr>
+                <w:rtl w:val="0"/>
+              </w:rPr>
+              <w:t xml:space="preserve">El sistema deberá permitir consultar los retiros registrados con sus datos.</w:t>
+            </w:r>
+          </w:p>
+        </w:tc>
+      </w:tr>
+      <w:tr>
+        <w:trPr>
+          <w:cantSplit w:val="0"/>
+          <w:trHeight w:val="447.978515625" w:hRule="atLeast"/>
+          <w:tblHeader w:val="1"/>
+        </w:trPr>
+        <w:tc>
+          <w:tcPr/>
+          <w:p>
+            <w:pPr>
+              <w:widowControl w:val="0"/>
+              <w:spacing w:line="240" w:lineRule="auto"/>
+              <w:jc w:val="center"/>
+              <w:rPr/>
+            </w:pPr>
+            <w:r>
+              <w:rPr>
+                <w:rtl w:val="0"/>
+              </w:rPr>
+              <w:t xml:space="preserve">RF003</w:t>
+            </w:r>
+          </w:p>
+        </w:tc>
+        <w:tc>
+          <w:tcPr/>
+          <w:p>
+            <w:pPr>
+              <w:widowControl w:val="0"/>
+              <w:spacing w:line="240" w:lineRule="auto"/>
+              <w:rPr/>
+            </w:pPr>
+            <w:r>
+              <w:rPr>
+                <w:rtl w:val="0"/>
+              </w:rPr>
+              <w:t xml:space="preserve">El sistema deberá permitir registrar el pago parcial o total de un retiro</w:t>
+            </w:r>
+          </w:p>
+        </w:tc>
+      </w:tr>
+      <w:tr>
+        <w:trPr>
+          <w:cantSplit w:val="0"/>
+          <w:tblHeader w:val="1"/>
+        </w:trPr>
+        <w:tc>
+          <w:tcPr/>
+          <w:p>
+            <w:pPr>
+              <w:widowControl w:val="0"/>
+              <w:spacing w:line="240" w:lineRule="auto"/>
+              <w:jc w:val="center"/>
+              <w:rPr/>
+            </w:pPr>
+            <w:r>
+              <w:rPr>
+                <w:rtl w:val="0"/>
+              </w:rPr>
+              <w:t xml:space="preserve">RF004</w:t>
+            </w:r>
+          </w:p>
+        </w:tc>
+        <w:tc>
+          <w:tcPr/>
+          <w:p>
+            <w:pPr>
+              <w:widowControl w:val="0"/>
+              <w:spacing w:line="240" w:lineRule="auto"/>
+              <w:rPr/>
+            </w:pPr>
+            <w:r>
+              <w:rPr>
+                <w:rtl w:val="0"/>
+              </w:rPr>
+              <w:t xml:space="preserve">El sistema deberá permitir consultar los retiros con pagos pendientes.</w:t>
+            </w:r>
+          </w:p>
+        </w:tc>
+      </w:tr>
+      <w:tr>
+        <w:trPr>
+          <w:cantSplit w:val="0"/>
+          <w:tblHeader w:val="1"/>
+        </w:trPr>
+        <w:tc>
+          <w:tcPr/>
+          <w:p>
+            <w:pPr>
+              <w:widowControl w:val="0"/>
+              <w:spacing w:line="240" w:lineRule="auto"/>
+              <w:jc w:val="center"/>
+              <w:rPr/>
+            </w:pPr>
+            <w:r>
+              <w:rPr>
+                <w:rtl w:val="0"/>
+              </w:rPr>
+              <w:t xml:space="preserve">RF005</w:t>
+            </w:r>
+          </w:p>
+        </w:tc>
+        <w:tc>
+          <w:tcPr/>
+          <w:p>
+            <w:pPr>
+              <w:widowControl w:val="0"/>
+              <w:spacing w:line="240" w:lineRule="auto"/>
+              <w:rPr/>
+            </w:pPr>
+            <w:r>
+              <w:rPr>
+                <w:rtl w:val="0"/>
+              </w:rPr>
+              <w:t xml:space="preserve">El sistema deberá enviar una notificación de las fechas límites de los pagos . </w:t>
+            </w:r>
+          </w:p>
+        </w:tc>
+      </w:tr>
+      <w:tr>
+        <w:trPr>
+          <w:cantSplit w:val="0"/>
+          <w:tblHeader w:val="0"/>
+        </w:trPr>
+        <w:tc>
+          <w:tcPr/>
+          <w:p>
+            <w:pPr>
+              <w:widowControl w:val="0"/>
+              <w:spacing w:line="240" w:lineRule="auto"/>
+              <w:jc w:val="center"/>
+              <w:rPr/>
+            </w:pPr>
+            <w:r>
+              <w:rPr>
+                <w:rtl w:val="0"/>
+              </w:rPr>
+              <w:t xml:space="preserve">RF006</w:t>
+            </w:r>
+          </w:p>
+        </w:tc>
+        <w:tc>
+          <w:tcPr/>
+          <w:p>
+            <w:pPr>
+              <w:widowControl w:val="0"/>
+              <w:spacing w:line="240" w:lineRule="auto"/>
+              <w:rPr/>
+            </w:pPr>
+            <w:r>
+              <w:rPr>
+                <w:rtl w:val="0"/>
+              </w:rPr>
+              <w:t xml:space="preserve">El sistema deberá permitir registrar una valoración o reseña personal de los retiros realizados. </w:t>
+            </w:r>
+          </w:p>
+        </w:tc>
+      </w:tr>
+      <w:tr>
+        <w:trPr>
+          <w:cantSplit w:val="0"/>
+          <w:tblHeader w:val="0"/>
+        </w:trPr>
+        <w:tc>
+          <w:tcPr/>
+          <w:p>
+            <w:pPr>
+              <w:widowControl w:val="0"/>
+              <w:spacing w:line="240" w:lineRule="auto"/>
+              <w:jc w:val="center"/>
+              <w:rPr/>
+            </w:pPr>
+            <w:r>
+              <w:rPr>
+                <w:rtl w:val="0"/>
+              </w:rPr>
+              <w:t xml:space="preserve">RF007</w:t>
+            </w:r>
+          </w:p>
+        </w:tc>
+        <w:tc>
+          <w:tcPr/>
+          <w:p>
+            <w:pPr>
+              <w:widowControl w:val="0"/>
+              <w:spacing w:line="240" w:lineRule="auto"/>
+              <w:rPr/>
+            </w:pPr>
+            <w:r>
+              <w:rPr>
+                <w:rtl w:val="0"/>
+              </w:rPr>
+              <w:t xml:space="preserve">El sistema deberá permitir la modificación de los datos de un retiro. </w:t>
+            </w:r>
+          </w:p>
+        </w:tc>
+      </w:tr>
+      <w:tr>
+        <w:trPr>
+          <w:cantSplit w:val="0"/>
+          <w:tblHeader w:val="0"/>
+        </w:trPr>
+        <w:tc>
+          <w:tcPr/>
+          <w:p>
+            <w:pPr>
+              <w:widowControl w:val="0"/>
+              <w:spacing w:line="240" w:lineRule="auto"/>
+              <w:jc w:val="center"/>
+              <w:rPr/>
+            </w:pPr>
+            <w:r>
+              <w:rPr>
+                <w:rtl w:val="0"/>
+              </w:rPr>
+              <w:t xml:space="preserve">RF008</w:t>
+            </w:r>
+          </w:p>
+        </w:tc>
+        <w:tc>
+          <w:tcPr/>
+          <w:p>
+            <w:pPr>
+              <w:spacing w:line="276" w:lineRule="auto"/>
+              <w:rPr/>
+            </w:pPr>
+            <w:r>
+              <w:rPr>
+                <w:rtl w:val="0"/>
+              </w:rPr>
+              <w:t xml:space="preserve">El sistema deberá permitir el registro de las actividades involucradas en los retiros. </w:t>
+            </w:r>
+          </w:p>
+        </w:tc>
+      </w:tr>
+    </w:tbl>
+    <w:p>
+      <w:pPr>
+        <w:spacing w:line="276" w:lineRule="auto"/>
+        <w:rPr/>
+      </w:pPr>
+      <w:r>
+        <w:rPr>
+          <w:rtl w:val="0"/>
+        </w:rPr>
+      </w:r>
+    </w:p>
+    <w:p>
+      <w:pPr>
+        <w:spacing w:line="276" w:lineRule="auto"/>
+        <w:rPr/>
+      </w:pPr>
+      <w:r>
+        <w:rPr>
+          <w:rtl w:val="0"/>
+        </w:rPr>
+      </w:r>
+    </w:p>
+    <w:p>
+      <w:pPr>
+        <w:spacing w:line="276" w:lineRule="auto"/>
+        <w:rPr/>
+      </w:pPr>
+      <w:r>
+        <w:rPr>
+          <w:rtl w:val="0"/>
+        </w:rPr>
+      </w:r>
+    </w:p>
+    <w:p>
+      <w:pPr>
+        <w:spacing w:line="276" w:lineRule="auto"/>
+        <w:rPr/>
+      </w:pPr>
+      <w:r>
+        <w:rPr>
+          <w:rtl w:val="0"/>
+        </w:rPr>
       </w:r>
     </w:p>
     <w:p>
@@ -2513,6 +3307,13 @@
       <w:sz w:val="30"/>
       <w:szCs w:val="30"/>
     </w:rPr>
+  </w:style>
+  <w:style w:type="table" w:styleId="Table1">
+    <w:basedOn w:val="TableNormal"/>
+    <w:tblPr>
+      <w:tblStyleRowBandSize w:val="1"/>
+      <w:tblStyleColBandSize w:val="1"/>
+    </w:tblPr>
   </w:style>
 </w:styles>
 </file>

--- a/Documentacion/Trabajo Práctico Integrador (T.P.I.) - Sistema de Organizacion de retiros.docx
+++ b/Documentacion/Trabajo Práctico Integrador (T.P.I.) - Sistema de Organizacion de retiros.docx
@@ -24,7 +24,7 @@
           <wp:inline distB="114300" distT="114300" distL="114300" distR="114300">
             <wp:extent cx="4826000" cy="965200"/>
             <wp:effectExtent b="0" l="0" r="0" t="0"/>
-            <wp:docPr id="1" name="image1.png"/>
+            <wp:docPr id="3" name="image1.png"/>
             <a:graphic>
               <a:graphicData uri="http://schemas.openxmlformats.org/drawingml/2006/picture">
                 <pic:pic>
@@ -921,7 +921,7 @@
     </w:p>
     <w:sdt>
       <w:sdtPr>
-        <w:id w:val="214986786"/>
+        <w:id w:val="1768294554"/>
         <w:docPartObj>
           <w:docPartGallery w:val="Table of Contents"/>
           <w:docPartUnique w:val="1"/>
@@ -947,7 +947,7 @@
             <w:instrText xml:space="preserve"> TOC \h \u \z \t "Heading 1,1,Heading 2,2,Heading 3,3,Heading 4,4,Heading 5,5,Heading 6,6,"</w:instrText>
             <w:fldChar w:fldCharType="separate"/>
           </w:r>
-          <w:hyperlink w:anchor="_ueykryczz2ru">
+          <w:hyperlink w:anchor="_krnxqbcdsmf1">
             <w:r>
               <w:rPr>
                 <w:b w:val="1"/>
@@ -962,7 +962,7 @@
           </w:hyperlink>
           <w:r>
             <w:fldChar w:fldCharType="begin"/>
-            <w:instrText xml:space="preserve"> PAGEREF _ueykryczz2ru \h </w:instrText>
+            <w:instrText xml:space="preserve"> PAGEREF _krnxqbcdsmf1 \h </w:instrText>
             <w:fldChar w:fldCharType="separate"/>
           </w:r>
           <w:r>
@@ -1502,7 +1502,7 @@
         <w:pStyle w:val="Heading1"/>
         <w:rPr/>
       </w:pPr>
-      <w:bookmarkStart w:colFirst="0" w:colLast="0" w:name="_ueykryczz2ru" w:id="0"/>
+      <w:bookmarkStart w:colFirst="0" w:colLast="0" w:name="_krnxqbcdsmf1" w:id="0"/>
       <w:bookmarkEnd w:id="0"/>
       <w:r>
         <w:rPr>
@@ -1549,7 +1549,7 @@
         <w:pStyle w:val="Heading1"/>
         <w:rPr/>
       </w:pPr>
-      <w:bookmarkStart w:colFirst="0" w:colLast="0" w:name="_4zdhqfugnnis" w:id="1"/>
+      <w:bookmarkStart w:colFirst="0" w:colLast="0" w:name="_iqjymjmpd57m" w:id="1"/>
       <w:bookmarkEnd w:id="1"/>
       <w:r>
         <w:rPr>
@@ -1569,7 +1569,7 @@
           <wp:inline distB="114300" distT="114300" distL="114300" distR="114300">
             <wp:extent cx="1843088" cy="1834097"/>
             <wp:effectExtent b="0" l="0" r="0" t="0"/>
-            <wp:docPr id="2" name="image2.png"/>
+            <wp:docPr id="5" name="image2.png"/>
             <a:graphic>
               <a:graphicData uri="http://schemas.openxmlformats.org/drawingml/2006/picture">
                 <pic:pic>
@@ -1821,7 +1821,7 @@
           <w:u w:val="single"/>
         </w:rPr>
       </w:pPr>
-      <w:bookmarkStart w:colFirst="0" w:colLast="0" w:name="_ga0ql4g1vcy2" w:id="2"/>
+      <w:bookmarkStart w:colFirst="0" w:colLast="0" w:name="_efexn0s32erj" w:id="2"/>
       <w:bookmarkEnd w:id="2"/>
       <w:r>
         <w:rPr>
@@ -2265,7 +2265,7 @@
           <w:szCs w:val="48"/>
         </w:rPr>
       </w:pPr>
-      <w:bookmarkStart w:colFirst="0" w:colLast="0" w:name="_bxtm37qwum26" w:id="3"/>
+      <w:bookmarkStart w:colFirst="0" w:colLast="0" w:name="_klbwwniu741p" w:id="3"/>
       <w:bookmarkEnd w:id="3"/>
       <w:r>
         <w:rPr>
@@ -3001,11 +3001,424 @@
         </w:rPr>
       </w:r>
     </w:p>
+    <w:p>
+      <w:pPr>
+        <w:rPr/>
+      </w:pPr>
+      <w:r>
+        <w:rPr>
+          <w:rtl w:val="0"/>
+        </w:rPr>
+      </w:r>
+    </w:p>
+    <w:p>
+      <w:pPr>
+        <w:rPr/>
+      </w:pPr>
+      <w:r>
+        <w:rPr>
+          <w:rtl w:val="0"/>
+        </w:rPr>
+      </w:r>
+    </w:p>
+    <w:p>
+      <w:pPr>
+        <w:rPr/>
+      </w:pPr>
+      <w:r>
+        <w:rPr>
+          <w:rtl w:val="0"/>
+        </w:rPr>
+      </w:r>
+    </w:p>
+    <w:p>
+      <w:pPr>
+        <w:pStyle w:val="Heading1"/>
+        <w:rPr/>
+      </w:pPr>
+      <w:bookmarkStart w:colFirst="0" w:colLast="0" w:name="_wecvj7jmow2o" w:id="4"/>
+      <w:bookmarkEnd w:id="4"/>
+      <w:r>
+        <w:rPr>
+          <w:rtl w:val="0"/>
+        </w:rPr>
+        <w:t xml:space="preserve">Anexo</w:t>
+      </w:r>
+    </w:p>
+    <w:p>
+      <w:pPr>
+        <w:rPr/>
+      </w:pPr>
+      <w:r>
+        <w:rPr>
+          <w:rtl w:val="0"/>
+        </w:rPr>
+      </w:r>
+    </w:p>
+    <w:p>
+      <w:pPr>
+        <w:spacing w:line="276" w:lineRule="auto"/>
+        <w:rPr/>
+      </w:pPr>
+      <w:r>
+        <w:rPr>
+          <w:b w:val="1"/>
+          <w:bCs w:val="1"/>
+          <w:i w:val="1"/>
+          <w:iCs w:val="1"/>
+          <w:u w:val="single"/>
+          <w:rtl w:val="0"/>
+        </w:rPr>
+        <w:t xml:space="preserve">Respuesta del retiro solar:</w:t>
+      </w:r>
+      <w:r>
+        <w:rPr>
+          <w:rtl w:val="0"/>
+        </w:rPr>
+      </w:r>
+    </w:p>
+    <w:p>
+      <w:pPr>
+        <w:spacing w:line="276" w:lineRule="auto"/>
+        <w:rPr/>
+      </w:pPr>
+      <w:r>
+        <w:rPr>
+          <w:rtl w:val="0"/>
+        </w:rPr>
+      </w:r>
+    </w:p>
+    <w:p>
+      <w:pPr>
+        <w:spacing w:line="276" w:lineRule="auto"/>
+        <w:rPr/>
+      </w:pPr>
+      <w:r>
+        <w:rPr/>
+        <w:drawing>
+          <wp:inline distB="114300" distT="114300" distL="114300" distR="114300">
+            <wp:extent cx="2881313" cy="5657850"/>
+            <wp:effectExtent b="0" l="0" r="0" t="0"/>
+            <wp:docPr id="6" name="image3.png"/>
+            <a:graphic>
+              <a:graphicData uri="http://schemas.openxmlformats.org/drawingml/2006/picture">
+                <pic:pic>
+                  <pic:nvPicPr>
+                    <pic:cNvPr id="0" name="image3.png"/>
+                    <pic:cNvPicPr preferRelativeResize="0"/>
+                  </pic:nvPicPr>
+                  <pic:blipFill>
+                    <a:blip r:embed="rId8"/>
+                    <a:srcRect b="0" l="0" r="0" t="0"/>
+                    <a:stretch>
+                      <a:fillRect/>
+                    </a:stretch>
+                  </pic:blipFill>
+                  <pic:spPr>
+                    <a:xfrm>
+                      <a:off x="0" y="0"/>
+                      <a:ext cx="2881313" cy="5657850"/>
+                    </a:xfrm>
+                    <a:prstGeom prst="rect"/>
+                    <a:ln/>
+                  </pic:spPr>
+                </pic:pic>
+              </a:graphicData>
+            </a:graphic>
+          </wp:inline>
+        </w:drawing>
+      </w:r>
+      <w:r>
+        <w:rPr>
+          <w:rtl w:val="0"/>
+        </w:rPr>
+      </w:r>
+    </w:p>
+    <w:p>
+      <w:pPr>
+        <w:spacing w:line="276" w:lineRule="auto"/>
+        <w:rPr/>
+      </w:pPr>
+      <w:r>
+        <w:rPr>
+          <w:rtl w:val="0"/>
+        </w:rPr>
+      </w:r>
+    </w:p>
+    <w:p>
+      <w:pPr>
+        <w:spacing w:line="276" w:lineRule="auto"/>
+        <w:rPr/>
+      </w:pPr>
+      <w:hyperlink r:id="rId9">
+        <w:r>
+          <w:rPr>
+            <w:color w:val="1155cc"/>
+            <w:u w:val="single"/>
+            <w:rtl w:val="0"/>
+          </w:rPr>
+          <w:t xml:space="preserve">https://drive.google.com/file/d/1DLDrn_C3XYR554_LCSC6Q-9L7J_NxBEs/view</w:t>
+        </w:r>
+      </w:hyperlink>
+      <w:r>
+        <w:rPr>
+          <w:rtl w:val="0"/>
+        </w:rPr>
+      </w:r>
+    </w:p>
+    <w:p>
+      <w:pPr>
+        <w:spacing w:line="276" w:lineRule="auto"/>
+        <w:rPr/>
+      </w:pPr>
+      <w:r>
+        <w:rPr>
+          <w:rtl w:val="0"/>
+        </w:rPr>
+      </w:r>
+    </w:p>
+    <w:p>
+      <w:pPr>
+        <w:spacing w:line="276" w:lineRule="auto"/>
+        <w:rPr/>
+      </w:pPr>
+      <w:r>
+        <w:rPr>
+          <w:rtl w:val="0"/>
+        </w:rPr>
+      </w:r>
+    </w:p>
+    <w:p>
+      <w:pPr>
+        <w:spacing w:line="276" w:lineRule="auto"/>
+        <w:rPr/>
+      </w:pPr>
+      <w:r>
+        <w:rPr>
+          <w:rtl w:val="0"/>
+        </w:rPr>
+      </w:r>
+    </w:p>
+    <w:p>
+      <w:pPr>
+        <w:spacing w:line="276" w:lineRule="auto"/>
+        <w:rPr/>
+      </w:pPr>
+      <w:r>
+        <w:rPr>
+          <w:rtl w:val="0"/>
+        </w:rPr>
+      </w:r>
+    </w:p>
+    <w:p>
+      <w:pPr>
+        <w:spacing w:line="276" w:lineRule="auto"/>
+        <w:rPr/>
+      </w:pPr>
+      <w:r>
+        <w:rPr>
+          <w:rtl w:val="0"/>
+        </w:rPr>
+      </w:r>
+    </w:p>
+    <w:p>
+      <w:pPr>
+        <w:spacing w:line="276" w:lineRule="auto"/>
+        <w:rPr/>
+      </w:pPr>
+      <w:r>
+        <w:rPr>
+          <w:rtl w:val="0"/>
+        </w:rPr>
+      </w:r>
+    </w:p>
+    <w:p>
+      <w:pPr>
+        <w:spacing w:line="276" w:lineRule="auto"/>
+        <w:rPr/>
+      </w:pPr>
+      <w:r>
+        <w:rPr>
+          <w:rtl w:val="0"/>
+        </w:rPr>
+      </w:r>
+    </w:p>
+    <w:p>
+      <w:pPr>
+        <w:spacing w:line="276" w:lineRule="auto"/>
+        <w:rPr/>
+      </w:pPr>
+      <w:r>
+        <w:rPr>
+          <w:rtl w:val="0"/>
+        </w:rPr>
+      </w:r>
+    </w:p>
+    <w:p>
+      <w:pPr>
+        <w:spacing w:line="276" w:lineRule="auto"/>
+        <w:rPr/>
+      </w:pPr>
+      <w:r>
+        <w:rPr>
+          <w:rtl w:val="0"/>
+        </w:rPr>
+        <w:t xml:space="preserve">algunas de las imágenes de retiro solar:</w:t>
+      </w:r>
+    </w:p>
+    <w:p>
+      <w:pPr>
+        <w:spacing w:line="276" w:lineRule="auto"/>
+        <w:rPr/>
+      </w:pPr>
+      <w:r>
+        <w:rPr/>
+        <w:drawing>
+          <wp:inline distB="114300" distT="114300" distL="114300" distR="114300">
+            <wp:extent cx="2405063" cy="1701632"/>
+            <wp:effectExtent b="0" l="0" r="0" t="0"/>
+            <wp:docPr id="4" name="image4.png"/>
+            <a:graphic>
+              <a:graphicData uri="http://schemas.openxmlformats.org/drawingml/2006/picture">
+                <pic:pic>
+                  <pic:nvPicPr>
+                    <pic:cNvPr id="0" name="image4.png"/>
+                    <pic:cNvPicPr preferRelativeResize="0"/>
+                  </pic:nvPicPr>
+                  <pic:blipFill>
+                    <a:blip r:embed="rId10"/>
+                    <a:srcRect b="0" l="0" r="0" t="0"/>
+                    <a:stretch>
+                      <a:fillRect/>
+                    </a:stretch>
+                  </pic:blipFill>
+                  <pic:spPr>
+                    <a:xfrm>
+                      <a:off x="0" y="0"/>
+                      <a:ext cx="2405063" cy="1701632"/>
+                    </a:xfrm>
+                    <a:prstGeom prst="rect"/>
+                    <a:ln/>
+                  </pic:spPr>
+                </pic:pic>
+              </a:graphicData>
+            </a:graphic>
+          </wp:inline>
+        </w:drawing>
+      </w:r>
+      <w:r>
+        <w:rPr/>
+        <w:drawing>
+          <wp:inline distB="114300" distT="114300" distL="114300" distR="114300">
+            <wp:extent cx="2237295" cy="1709724"/>
+            <wp:effectExtent b="0" l="0" r="0" t="0"/>
+            <wp:docPr id="1" name="image6.png"/>
+            <a:graphic>
+              <a:graphicData uri="http://schemas.openxmlformats.org/drawingml/2006/picture">
+                <pic:pic>
+                  <pic:nvPicPr>
+                    <pic:cNvPr id="0" name="image6.png"/>
+                    <pic:cNvPicPr preferRelativeResize="0"/>
+                  </pic:nvPicPr>
+                  <pic:blipFill>
+                    <a:blip r:embed="rId11"/>
+                    <a:srcRect b="0" l="0" r="0" t="0"/>
+                    <a:stretch>
+                      <a:fillRect/>
+                    </a:stretch>
+                  </pic:blipFill>
+                  <pic:spPr>
+                    <a:xfrm>
+                      <a:off x="0" y="0"/>
+                      <a:ext cx="2237295" cy="1709724"/>
+                    </a:xfrm>
+                    <a:prstGeom prst="rect"/>
+                    <a:ln/>
+                  </pic:spPr>
+                </pic:pic>
+              </a:graphicData>
+            </a:graphic>
+          </wp:inline>
+        </w:drawing>
+      </w:r>
+      <w:r>
+        <w:rPr>
+          <w:rtl w:val="0"/>
+        </w:rPr>
+      </w:r>
+    </w:p>
+    <w:p>
+      <w:pPr>
+        <w:spacing w:line="276" w:lineRule="auto"/>
+        <w:rPr/>
+      </w:pPr>
+      <w:r>
+        <w:rPr>
+          <w:rtl w:val="0"/>
+        </w:rPr>
+      </w:r>
+    </w:p>
+    <w:p>
+      <w:pPr>
+        <w:spacing w:line="276" w:lineRule="auto"/>
+        <w:rPr/>
+      </w:pPr>
+      <w:r>
+        <w:rPr/>
+        <w:drawing>
+          <wp:inline distB="114300" distT="114300" distL="114300" distR="114300">
+            <wp:extent cx="3681413" cy="1519313"/>
+            <wp:effectExtent b="0" l="0" r="0" t="0"/>
+            <wp:docPr id="2" name="image5.png"/>
+            <a:graphic>
+              <a:graphicData uri="http://schemas.openxmlformats.org/drawingml/2006/picture">
+                <pic:pic>
+                  <pic:nvPicPr>
+                    <pic:cNvPr id="0" name="image5.png"/>
+                    <pic:cNvPicPr preferRelativeResize="0"/>
+                  </pic:nvPicPr>
+                  <pic:blipFill>
+                    <a:blip r:embed="rId12"/>
+                    <a:srcRect b="0" l="0" r="0" t="0"/>
+                    <a:stretch>
+                      <a:fillRect/>
+                    </a:stretch>
+                  </pic:blipFill>
+                  <pic:spPr>
+                    <a:xfrm>
+                      <a:off x="0" y="0"/>
+                      <a:ext cx="3681413" cy="1519313"/>
+                    </a:xfrm>
+                    <a:prstGeom prst="rect"/>
+                    <a:ln/>
+                  </pic:spPr>
+                </pic:pic>
+              </a:graphicData>
+            </a:graphic>
+          </wp:inline>
+        </w:drawing>
+      </w:r>
+      <w:r>
+        <w:rPr>
+          <w:rtl w:val="0"/>
+        </w:rPr>
+      </w:r>
+    </w:p>
+    <w:p>
+      <w:pPr>
+        <w:rPr/>
+      </w:pPr>
+      <w:r>
+        <w:rPr>
+          <w:rtl w:val="0"/>
+        </w:rPr>
+      </w:r>
+    </w:p>
     <w:sectPr>
-      <w:headerReference r:id="rId8" w:type="default"/>
-      <w:headerReference r:id="rId9" w:type="first"/>
-      <w:footerReference r:id="rId10" w:type="default"/>
-      <w:footerReference r:id="rId11" w:type="first"/>
+      <w:headerReference r:id="rId13" w:type="default"/>
+      <w:headerReference r:id="rId14" w:type="first"/>
+      <w:footerReference r:id="rId15" w:type="default"/>
+      <w:footerReference r:id="rId16" w:type="first"/>
       <w:pgSz w:h="16834" w:w="11909" w:orient="portrait"/>
       <w:pgMar w:bottom="1440" w:top="1440" w:left="1440" w:right="1440" w:header="720" w:footer="720"/>
       <w:pgNumType w:start="1"/>
